--- a/LAPORAN_OPTIMASI_PUSKESMAS_GA_PSO_ACO.docx
+++ b/LAPORAN_OPTIMASI_PUSKESMAS_GA_PSO_ACO.docx
@@ -123,8 +123,118 @@
       <w:r>
         <w:drawing>
           <wp:inline xmlns:a="http://schemas.openxmlformats.org/drawingml/2006/main" xmlns:pic="http://schemas.openxmlformats.org/drawingml/2006/picture">
+            <wp:extent cx="5669280" cy="4720789"/>
+            <wp:docPr id="1" name="Picture 1"/>
+            <wp:cNvGraphicFramePr>
+              <a:graphicFrameLocks noChangeAspect="1"/>
+            </wp:cNvGraphicFramePr>
+            <a:graphic>
+              <a:graphicData uri="http://schemas.openxmlformats.org/drawingml/2006/picture">
+                <pic:pic>
+                  <pic:nvPicPr>
+                    <pic:cNvPr id="0" name="map_study_area.png"/>
+                    <pic:cNvPicPr/>
+                  </pic:nvPicPr>
+                  <pic:blipFill>
+                    <a:blip r:embed="rId9"/>
+                    <a:stretch>
+                      <a:fillRect/>
+                    </a:stretch>
+                  </pic:blipFill>
+                  <pic:spPr>
+                    <a:xfrm>
+                      <a:off x="0" y="0"/>
+                      <a:ext cx="5669280" cy="4720789"/>
+                    </a:xfrm>
+                    <a:prstGeom prst="rect"/>
+                  </pic:spPr>
+                </pic:pic>
+              </a:graphicData>
+            </a:graphic>
+          </wp:inline>
+        </w:drawing>
+      </w:r>
+    </w:p>
+    <w:p>
+      <w:pPr>
+        <w:spacing w:before="40" w:after="280"/>
+        <w:jc w:val="center"/>
+      </w:pPr>
+      <w:r>
+        <w:rPr>
+          <w:rFonts w:ascii="Calibri" w:hAnsi="Calibri"/>
+          <w:i/>
+          <w:color w:val="64748B"/>
+          <w:sz w:val="18"/>
+        </w:rPr>
+        <w:t>Gambar 1a: Peta Tata Ruang Wilayah Studi Desa Sukamaju Sejahtera (2.0 × 1.5 km = 300 Ha)</w:t>
+      </w:r>
+    </w:p>
+    <w:p>
+      <w:pPr>
+        <w:spacing w:before="160" w:after="40"/>
+        <w:jc w:val="center"/>
+      </w:pPr>
+      <w:r>
+        <w:drawing>
+          <wp:inline xmlns:a="http://schemas.openxmlformats.org/drawingml/2006/main" xmlns:pic="http://schemas.openxmlformats.org/drawingml/2006/picture">
+            <wp:extent cx="5669280" cy="5026347"/>
+            <wp:docPr id="2" name="Picture 2"/>
+            <wp:cNvGraphicFramePr>
+              <a:graphicFrameLocks noChangeAspect="1"/>
+            </wp:cNvGraphicFramePr>
+            <a:graphic>
+              <a:graphicData uri="http://schemas.openxmlformats.org/drawingml/2006/picture">
+                <pic:pic>
+                  <pic:nvPicPr>
+                    <pic:cNvPr id="0" name="map_kecamatan_luas.png"/>
+                    <pic:cNvPicPr/>
+                  </pic:nvPicPr>
+                  <pic:blipFill>
+                    <a:blip r:embed="rId10"/>
+                    <a:stretch>
+                      <a:fillRect/>
+                    </a:stretch>
+                  </pic:blipFill>
+                  <pic:spPr>
+                    <a:xfrm>
+                      <a:off x="0" y="0"/>
+                      <a:ext cx="5669280" cy="5026347"/>
+                    </a:xfrm>
+                    <a:prstGeom prst="rect"/>
+                  </pic:spPr>
+                </pic:pic>
+              </a:graphicData>
+            </a:graphic>
+          </wp:inline>
+        </w:drawing>
+      </w:r>
+    </w:p>
+    <w:p>
+      <w:pPr>
+        <w:spacing w:before="40" w:after="280"/>
+        <w:jc w:val="center"/>
+      </w:pPr>
+      <w:r>
+        <w:rPr>
+          <w:rFonts w:ascii="Calibri" w:hAnsi="Calibri"/>
+          <w:i/>
+          <w:color w:val="64748B"/>
+          <w:sz w:val="18"/>
+        </w:rPr>
+        <w:t>Gambar 1b: Peta Tata Ruang Regional Kecamatan Sukamaju Raya / Skala OSM (5.0 × 4.0 km = 2.000 Ha)</w:t>
+      </w:r>
+    </w:p>
+    <w:p>
+      <w:pPr>
+        <w:spacing w:before="160" w:after="40"/>
+        <w:jc w:val="center"/>
+      </w:pPr>
+      <w:r>
+        <w:drawing>
+          <wp:inline xmlns:a="http://schemas.openxmlformats.org/drawingml/2006/main" xmlns:pic="http://schemas.openxmlformats.org/drawingml/2006/picture">
             <wp:extent cx="5669280" cy="2501153"/>
-            <wp:docPr id="1" name="Picture 1"/>
+            <wp:docPr id="3" name="Picture 3"/>
             <wp:cNvGraphicFramePr>
               <a:graphicFrameLocks noChangeAspect="1"/>
             </wp:cNvGraphicFramePr>
@@ -136,7 +246,7 @@
                     <pic:cNvPicPr/>
                   </pic:nvPicPr>
                   <pic:blipFill>
-                    <a:blip r:embed="rId9"/>
+                    <a:blip r:embed="rId11"/>
                     <a:stretch>
                       <a:fillRect/>
                     </a:stretch>
@@ -167,7 +277,7 @@
           <w:color w:val="64748B"/>
           <w:sz w:val="18"/>
         </w:rPr>
-        <w:t>Gambar 1: Peta Tata Ruang Wilayah Kecamatan Sukamaju Sejahtera dan Sebaran Rekomendasi Solusi Akhir GA, PSO, dan ACO (30 Run)</w:t>
+        <w:t>Gambar 1c: Sebaran Rekomendasi Titik Solusi Akhir 30 Run GA, PSO, dan ACO pada Wilayah Studi Desa</w:t>
       </w:r>
     </w:p>
     <w:p>
@@ -268,7 +378,15 @@
     </w:p>
     <w:p>
       <w:r>
-        <w:t>Setiap algoritma dieksekusi sebanyak 30 run independen dengan protokol Matched Budget tepat 2.000 evaluasi fungsi kebugaran per run (total 90 run untuk mode maksimasi dan 90 run untuk mode minimasi valid).</w:t>
+        <w:t>Setiap algoritma dieksekusi sebanyak 30 run independen dengan protokol Matched Budget tepat 2.000 evaluasi fungsi kebugaran per run pada dua skala spasial: Peta Wilayah Studi Desa (2.0 × 1.5 km = 300 Ha) dan Peta Kecamatan Luas / OSM Scale (5.0 × 4.0 km = 2.000 Ha).</w:t>
+      </w:r>
+    </w:p>
+    <w:p>
+      <w:pPr>
+        <w:pStyle w:val="Heading2"/>
+      </w:pPr>
+      <w:r>
+        <w:t>5.1 Evaluasi pada Skala Wilayah Studi Desa (2.0 × 1.5 km)</w:t>
       </w:r>
     </w:p>
     <w:tbl>
@@ -1149,7 +1267,7 @@
         <w:rPr>
           <w:i/>
         </w:rPr>
-        <w:t>Tabel 1: Ringkasan Metrik Kinerja Statistik 30 Run Independen Mode Maksimasi (2.000 Evaluasi Matched Budget)</w:t>
+        <w:t>Tabel 1: Ringkasan Metrik Statistik 30 Run Mode Maksimasi — Peta Wilayah Studi Desa (300 Ha)</w:t>
       </w:r>
     </w:p>
     <w:p>
@@ -1161,7 +1279,7 @@
         <w:drawing>
           <wp:inline xmlns:a="http://schemas.openxmlformats.org/drawingml/2006/main" xmlns:pic="http://schemas.openxmlformats.org/drawingml/2006/picture">
             <wp:extent cx="5669280" cy="2165350"/>
-            <wp:docPr id="2" name="Picture 2"/>
+            <wp:docPr id="4" name="Picture 4"/>
             <wp:cNvGraphicFramePr>
               <a:graphicFrameLocks noChangeAspect="1"/>
             </wp:cNvGraphicFramePr>
@@ -1173,7 +1291,7 @@
                     <pic:cNvPicPr/>
                   </pic:nvPicPr>
                   <pic:blipFill>
-                    <a:blip r:embed="rId10"/>
+                    <a:blip r:embed="rId12"/>
                     <a:stretch>
                       <a:fillRect/>
                     </a:stretch>
@@ -1204,7 +1322,7 @@
           <w:color w:val="64748B"/>
           <w:sz w:val="18"/>
         </w:rPr>
-        <w:t>Gambar 2: Boxplot Distribusi Nilai Fitness Akhir GA vs PSO vs ACO (Mode Maksimasi dan Mode Minimasi Valid)</w:t>
+        <w:t>Gambar 2: Boxplot Distribusi Fitness GA vs PSO vs ACO pada Wilayah Studi Desa (Mode Maksimasi &amp; Minimasi Valid)</w:t>
       </w:r>
     </w:p>
     <w:p>
@@ -1216,7 +1334,7 @@
         <w:drawing>
           <wp:inline xmlns:a="http://schemas.openxmlformats.org/drawingml/2006/main" xmlns:pic="http://schemas.openxmlformats.org/drawingml/2006/picture">
             <wp:extent cx="5669280" cy="1889760"/>
-            <wp:docPr id="3" name="Picture 3"/>
+            <wp:docPr id="5" name="Picture 5"/>
             <wp:cNvGraphicFramePr>
               <a:graphicFrameLocks noChangeAspect="1"/>
             </wp:cNvGraphicFramePr>
@@ -1228,7 +1346,7 @@
                     <pic:cNvPicPr/>
                   </pic:nvPicPr>
                   <pic:blipFill>
-                    <a:blip r:embed="rId11"/>
+                    <a:blip r:embed="rId13"/>
                     <a:stretch>
                       <a:fillRect/>
                     </a:stretch>
@@ -1259,22 +1377,2207 @@
           <w:color w:val="64748B"/>
           <w:sz w:val="18"/>
         </w:rPr>
-        <w:t>Gambar 3: Kurva Konvergensi Rata-Rata ± Standar Deviasi GA (Biru), PSO (Merah), dan ACO (Hijau)</w:t>
+        <w:t>Gambar 3: Kurva Konvergensi Rata-Rata ± Standar Deviasi pada Wilayah Studi Desa (GA: Biru, PSO: Merah, ACO: Hijau)</w:t>
+      </w:r>
+    </w:p>
+    <w:p>
+      <w:pPr>
+        <w:pStyle w:val="Heading2"/>
+      </w:pPr>
+      <w:r>
+        <w:t>5.2 Evaluasi pada Skala Regional Kecamatan Luas / OSM (5.0 × 4.0 km = 2.000 Ha)</w:t>
       </w:r>
     </w:p>
     <w:p>
       <w:r>
-        <w:t>Hasil Uji Hipotesis Statistik Non-Parametrik:</w:t>
+        <w:t>Untuk menguji ketahanan dan skalabilitas algoritma pada cakupan area yang jauh lebih besar dan kompleks (275 titik rumah tangga, 13 fasilitas umum, 3 faskes eksisting, 7 ruas jalan regional berbobot, dan 4 zona terlarang), eksperimen batch 30 run diulang secara identik di bawah anggaran 2.000 evaluasi.</w:t>
+      </w:r>
+    </w:p>
+    <w:tbl>
+      <w:tblPr>
+        <w:tblW w:type="auto" w:w="0"/>
+        <w:jc w:val="center"/>
+        <w:tblLook w:firstColumn="1" w:firstRow="1" w:lastColumn="0" w:lastRow="0" w:noHBand="0" w:noVBand="1" w:val="04A0"/>
+        <w:tblBorders>
+          <w:top w:val="single" w:sz="4" w:space="0" w:color="CBD5E1"/>
+          <w:bottom w:val="single" w:sz="8" w:space="0" w:color="065F46"/>
+          <w:insideH w:val="single" w:sz="4" w:space="0" w:color="E2E8F0"/>
+          <w:insideV w:val="none"/>
+          <w:left w:val="none"/>
+          <w:right w:val="none"/>
+        </w:tblBorders>
+      </w:tblPr>
+      <w:tblGrid>
+        <w:gridCol w:w="1170"/>
+        <w:gridCol w:w="1170"/>
+        <w:gridCol w:w="1170"/>
+        <w:gridCol w:w="1170"/>
+        <w:gridCol w:w="1170"/>
+        <w:gridCol w:w="1170"/>
+        <w:gridCol w:w="1170"/>
+        <w:gridCol w:w="1170"/>
+      </w:tblGrid>
+      <w:tr>
+        <w:tc>
+          <w:tcPr>
+            <w:tcW w:type="dxa" w:w="1584"/>
+            <w:shd w:fill="065F46"/>
+            <w:tcMar>
+              <w:top w:w="120" w:type="dxa"/>
+              <w:bottom w:w="120" w:type="dxa"/>
+              <w:left w:w="140" w:type="dxa"/>
+              <w:right w:w="140" w:type="dxa"/>
+            </w:tcMar>
+          </w:tcPr>
+          <w:p>
+            <w:pPr>
+              <w:spacing w:before="0" w:after="0"/>
+              <w:jc w:val="center"/>
+            </w:pPr>
+            <w:r>
+              <w:rPr>
+                <w:rFonts w:ascii="Calibri" w:hAnsi="Calibri"/>
+                <w:b/>
+                <w:color w:val="FFFFFF"/>
+                <w:sz w:val="19"/>
+              </w:rPr>
+              <w:t>Algoritma</w:t>
+            </w:r>
+          </w:p>
+        </w:tc>
+        <w:tc>
+          <w:tcPr>
+            <w:tcW w:type="dxa" w:w="1152"/>
+            <w:shd w:fill="065F46"/>
+            <w:tcMar>
+              <w:top w:w="120" w:type="dxa"/>
+              <w:bottom w:w="120" w:type="dxa"/>
+              <w:left w:w="140" w:type="dxa"/>
+              <w:right w:w="140" w:type="dxa"/>
+            </w:tcMar>
+          </w:tcPr>
+          <w:p>
+            <w:pPr>
+              <w:spacing w:before="0" w:after="0"/>
+              <w:jc w:val="center"/>
+            </w:pPr>
+            <w:r>
+              <w:rPr>
+                <w:rFonts w:ascii="Calibri" w:hAnsi="Calibri"/>
+                <w:b/>
+                <w:color w:val="FFFFFF"/>
+                <w:sz w:val="19"/>
+              </w:rPr>
+              <w:t>Best Fitness</w:t>
+            </w:r>
+          </w:p>
+        </w:tc>
+        <w:tc>
+          <w:tcPr>
+            <w:tcW w:type="dxa" w:w="1152"/>
+            <w:shd w:fill="065F46"/>
+            <w:tcMar>
+              <w:top w:w="120" w:type="dxa"/>
+              <w:bottom w:w="120" w:type="dxa"/>
+              <w:left w:w="140" w:type="dxa"/>
+              <w:right w:w="140" w:type="dxa"/>
+            </w:tcMar>
+          </w:tcPr>
+          <w:p>
+            <w:pPr>
+              <w:spacing w:before="0" w:after="0"/>
+              <w:jc w:val="center"/>
+            </w:pPr>
+            <w:r>
+              <w:rPr>
+                <w:rFonts w:ascii="Calibri" w:hAnsi="Calibri"/>
+                <w:b/>
+                <w:color w:val="FFFFFF"/>
+                <w:sz w:val="19"/>
+              </w:rPr>
+              <w:t>Mean Fitness</w:t>
+            </w:r>
+          </w:p>
+        </w:tc>
+        <w:tc>
+          <w:tcPr>
+            <w:tcW w:type="dxa" w:w="1152"/>
+            <w:shd w:fill="065F46"/>
+            <w:tcMar>
+              <w:top w:w="120" w:type="dxa"/>
+              <w:bottom w:w="120" w:type="dxa"/>
+              <w:left w:w="140" w:type="dxa"/>
+              <w:right w:w="140" w:type="dxa"/>
+            </w:tcMar>
+          </w:tcPr>
+          <w:p>
+            <w:pPr>
+              <w:spacing w:before="0" w:after="0"/>
+              <w:jc w:val="center"/>
+            </w:pPr>
+            <w:r>
+              <w:rPr>
+                <w:rFonts w:ascii="Calibri" w:hAnsi="Calibri"/>
+                <w:b/>
+                <w:color w:val="FFFFFF"/>
+                <w:sz w:val="19"/>
+              </w:rPr>
+              <w:t>Median Fitness</w:t>
+            </w:r>
+          </w:p>
+        </w:tc>
+        <w:tc>
+          <w:tcPr>
+            <w:tcW w:type="dxa" w:w="1152"/>
+            <w:shd w:fill="065F46"/>
+            <w:tcMar>
+              <w:top w:w="120" w:type="dxa"/>
+              <w:bottom w:w="120" w:type="dxa"/>
+              <w:left w:w="140" w:type="dxa"/>
+              <w:right w:w="140" w:type="dxa"/>
+            </w:tcMar>
+          </w:tcPr>
+          <w:p>
+            <w:pPr>
+              <w:spacing w:before="0" w:after="0"/>
+              <w:jc w:val="center"/>
+            </w:pPr>
+            <w:r>
+              <w:rPr>
+                <w:rFonts w:ascii="Calibri" w:hAnsi="Calibri"/>
+                <w:b/>
+                <w:color w:val="FFFFFF"/>
+                <w:sz w:val="19"/>
+              </w:rPr>
+              <w:t>Std Dev</w:t>
+            </w:r>
+          </w:p>
+        </w:tc>
+        <w:tc>
+          <w:tcPr>
+            <w:tcW w:type="dxa" w:w="1008"/>
+            <w:shd w:fill="065F46"/>
+            <w:tcMar>
+              <w:top w:w="120" w:type="dxa"/>
+              <w:bottom w:w="120" w:type="dxa"/>
+              <w:left w:w="140" w:type="dxa"/>
+              <w:right w:w="140" w:type="dxa"/>
+            </w:tcMar>
+          </w:tcPr>
+          <w:p>
+            <w:pPr>
+              <w:spacing w:before="0" w:after="0"/>
+              <w:jc w:val="center"/>
+            </w:pPr>
+            <w:r>
+              <w:rPr>
+                <w:rFonts w:ascii="Calibri" w:hAnsi="Calibri"/>
+                <w:b/>
+                <w:color w:val="FFFFFF"/>
+                <w:sz w:val="19"/>
+              </w:rPr>
+              <w:t>Feasible</w:t>
+            </w:r>
+          </w:p>
+        </w:tc>
+        <w:tc>
+          <w:tcPr>
+            <w:tcW w:type="dxa" w:w="1152"/>
+            <w:shd w:fill="065F46"/>
+            <w:tcMar>
+              <w:top w:w="120" w:type="dxa"/>
+              <w:bottom w:w="120" w:type="dxa"/>
+              <w:left w:w="140" w:type="dxa"/>
+              <w:right w:w="140" w:type="dxa"/>
+            </w:tcMar>
+          </w:tcPr>
+          <w:p>
+            <w:pPr>
+              <w:spacing w:before="0" w:after="0"/>
+              <w:jc w:val="center"/>
+            </w:pPr>
+            <w:r>
+              <w:rPr>
+                <w:rFonts w:ascii="Calibri" w:hAnsi="Calibri"/>
+                <w:b/>
+                <w:color w:val="FFFFFF"/>
+                <w:sz w:val="19"/>
+              </w:rPr>
+              <w:t>Waktu (s)</w:t>
+            </w:r>
+          </w:p>
+        </w:tc>
+        <w:tc>
+          <w:tcPr>
+            <w:tcW w:type="dxa" w:w="1152"/>
+            <w:shd w:fill="065F46"/>
+            <w:tcMar>
+              <w:top w:w="120" w:type="dxa"/>
+              <w:bottom w:w="120" w:type="dxa"/>
+              <w:left w:w="140" w:type="dxa"/>
+              <w:right w:w="140" w:type="dxa"/>
+            </w:tcMar>
+          </w:tcPr>
+          <w:p>
+            <w:pPr>
+              <w:spacing w:before="0" w:after="0"/>
+              <w:jc w:val="center"/>
+            </w:pPr>
+            <w:r>
+              <w:rPr>
+                <w:rFonts w:ascii="Calibri" w:hAnsi="Calibri"/>
+                <w:b/>
+                <w:color w:val="FFFFFF"/>
+                <w:sz w:val="19"/>
+              </w:rPr>
+              <w:t>Eval ke-95%</w:t>
+            </w:r>
+          </w:p>
+        </w:tc>
+      </w:tr>
+      <w:tr>
+        <w:tc>
+          <w:tcPr>
+            <w:tcW w:type="dxa" w:w="1584"/>
+            <w:shd w:fill="FFFFFF"/>
+            <w:tcMar>
+              <w:top w:w="80" w:type="dxa"/>
+              <w:bottom w:w="80" w:type="dxa"/>
+              <w:left w:w="120" w:type="dxa"/>
+              <w:right w:w="120" w:type="dxa"/>
+            </w:tcMar>
+          </w:tcPr>
+          <w:p>
+            <w:pPr>
+              <w:spacing w:before="0" w:after="0"/>
+              <w:jc w:val="left"/>
+            </w:pPr>
+            <w:r>
+              <w:rPr>
+                <w:rFonts w:ascii="Calibri" w:hAnsi="Calibri"/>
+                <w:color w:val="1E293B"/>
+                <w:sz w:val="18"/>
+              </w:rPr>
+              <w:t>ACO</w:t>
+            </w:r>
+          </w:p>
+        </w:tc>
+        <w:tc>
+          <w:tcPr>
+            <w:tcW w:type="dxa" w:w="1152"/>
+            <w:shd w:fill="FFFFFF"/>
+            <w:tcMar>
+              <w:top w:w="80" w:type="dxa"/>
+              <w:bottom w:w="80" w:type="dxa"/>
+              <w:left w:w="120" w:type="dxa"/>
+              <w:right w:w="120" w:type="dxa"/>
+            </w:tcMar>
+          </w:tcPr>
+          <w:p>
+            <w:pPr>
+              <w:spacing w:before="0" w:after="0"/>
+              <w:jc w:val="center"/>
+            </w:pPr>
+            <w:r>
+              <w:rPr>
+                <w:rFonts w:ascii="Calibri" w:hAnsi="Calibri"/>
+                <w:color w:val="1E293B"/>
+                <w:sz w:val="18"/>
+              </w:rPr>
+              <w:t>0.92348</w:t>
+            </w:r>
+          </w:p>
+        </w:tc>
+        <w:tc>
+          <w:tcPr>
+            <w:tcW w:type="dxa" w:w="1152"/>
+            <w:shd w:fill="FFFFFF"/>
+            <w:tcMar>
+              <w:top w:w="80" w:type="dxa"/>
+              <w:bottom w:w="80" w:type="dxa"/>
+              <w:left w:w="120" w:type="dxa"/>
+              <w:right w:w="120" w:type="dxa"/>
+            </w:tcMar>
+          </w:tcPr>
+          <w:p>
+            <w:pPr>
+              <w:spacing w:before="0" w:after="0"/>
+              <w:jc w:val="center"/>
+            </w:pPr>
+            <w:r>
+              <w:rPr>
+                <w:rFonts w:ascii="Calibri" w:hAnsi="Calibri"/>
+                <w:color w:val="1E293B"/>
+                <w:sz w:val="18"/>
+              </w:rPr>
+              <w:t>0.92348</w:t>
+            </w:r>
+          </w:p>
+        </w:tc>
+        <w:tc>
+          <w:tcPr>
+            <w:tcW w:type="dxa" w:w="1152"/>
+            <w:shd w:fill="FFFFFF"/>
+            <w:tcMar>
+              <w:top w:w="80" w:type="dxa"/>
+              <w:bottom w:w="80" w:type="dxa"/>
+              <w:left w:w="120" w:type="dxa"/>
+              <w:right w:w="120" w:type="dxa"/>
+            </w:tcMar>
+          </w:tcPr>
+          <w:p>
+            <w:pPr>
+              <w:spacing w:before="0" w:after="0"/>
+              <w:jc w:val="center"/>
+            </w:pPr>
+            <w:r>
+              <w:rPr>
+                <w:rFonts w:ascii="Calibri" w:hAnsi="Calibri"/>
+                <w:color w:val="1E293B"/>
+                <w:sz w:val="18"/>
+              </w:rPr>
+              <w:t>0.92348</w:t>
+            </w:r>
+          </w:p>
+        </w:tc>
+        <w:tc>
+          <w:tcPr>
+            <w:tcW w:type="dxa" w:w="1152"/>
+            <w:shd w:fill="FFFFFF"/>
+            <w:tcMar>
+              <w:top w:w="80" w:type="dxa"/>
+              <w:bottom w:w="80" w:type="dxa"/>
+              <w:left w:w="120" w:type="dxa"/>
+              <w:right w:w="120" w:type="dxa"/>
+            </w:tcMar>
+          </w:tcPr>
+          <w:p>
+            <w:pPr>
+              <w:spacing w:before="0" w:after="0"/>
+              <w:jc w:val="center"/>
+            </w:pPr>
+            <w:r>
+              <w:rPr>
+                <w:rFonts w:ascii="Calibri" w:hAnsi="Calibri"/>
+                <w:color w:val="1E293B"/>
+                <w:sz w:val="18"/>
+              </w:rPr>
+              <w:t>0.000000</w:t>
+            </w:r>
+          </w:p>
+        </w:tc>
+        <w:tc>
+          <w:tcPr>
+            <w:tcW w:type="dxa" w:w="1008"/>
+            <w:shd w:fill="FFFFFF"/>
+            <w:tcMar>
+              <w:top w:w="80" w:type="dxa"/>
+              <w:bottom w:w="80" w:type="dxa"/>
+              <w:left w:w="120" w:type="dxa"/>
+              <w:right w:w="120" w:type="dxa"/>
+            </w:tcMar>
+          </w:tcPr>
+          <w:p>
+            <w:pPr>
+              <w:spacing w:before="0" w:after="0"/>
+              <w:jc w:val="center"/>
+            </w:pPr>
+            <w:r>
+              <w:rPr>
+                <w:rFonts w:ascii="Calibri" w:hAnsi="Calibri"/>
+                <w:color w:val="1E293B"/>
+                <w:sz w:val="18"/>
+              </w:rPr>
+              <w:t>100%</w:t>
+            </w:r>
+          </w:p>
+        </w:tc>
+        <w:tc>
+          <w:tcPr>
+            <w:tcW w:type="dxa" w:w="1152"/>
+            <w:shd w:fill="FFFFFF"/>
+            <w:tcMar>
+              <w:top w:w="80" w:type="dxa"/>
+              <w:bottom w:w="80" w:type="dxa"/>
+              <w:left w:w="120" w:type="dxa"/>
+              <w:right w:w="120" w:type="dxa"/>
+            </w:tcMar>
+          </w:tcPr>
+          <w:p>
+            <w:pPr>
+              <w:spacing w:before="0" w:after="0"/>
+              <w:jc w:val="center"/>
+            </w:pPr>
+            <w:r>
+              <w:rPr>
+                <w:rFonts w:ascii="Calibri" w:hAnsi="Calibri"/>
+                <w:color w:val="1E293B"/>
+                <w:sz w:val="18"/>
+              </w:rPr>
+              <w:t>1.025 s</w:t>
+            </w:r>
+          </w:p>
+        </w:tc>
+        <w:tc>
+          <w:tcPr>
+            <w:tcW w:type="dxa" w:w="1152"/>
+            <w:shd w:fill="FFFFFF"/>
+            <w:tcMar>
+              <w:top w:w="80" w:type="dxa"/>
+              <w:bottom w:w="80" w:type="dxa"/>
+              <w:left w:w="120" w:type="dxa"/>
+              <w:right w:w="120" w:type="dxa"/>
+            </w:tcMar>
+          </w:tcPr>
+          <w:p>
+            <w:pPr>
+              <w:spacing w:before="0" w:after="0"/>
+              <w:jc w:val="center"/>
+            </w:pPr>
+            <w:r>
+              <w:rPr>
+                <w:rFonts w:ascii="Calibri" w:hAnsi="Calibri"/>
+                <w:color w:val="1E293B"/>
+                <w:sz w:val="18"/>
+              </w:rPr>
+              <w:t>227</w:t>
+            </w:r>
+          </w:p>
+        </w:tc>
+      </w:tr>
+      <w:tr>
+        <w:tc>
+          <w:tcPr>
+            <w:tcW w:type="dxa" w:w="1584"/>
+            <w:shd w:fill="F8FAFC"/>
+            <w:tcMar>
+              <w:top w:w="80" w:type="dxa"/>
+              <w:bottom w:w="80" w:type="dxa"/>
+              <w:left w:w="120" w:type="dxa"/>
+              <w:right w:w="120" w:type="dxa"/>
+            </w:tcMar>
+          </w:tcPr>
+          <w:p>
+            <w:pPr>
+              <w:spacing w:before="0" w:after="0"/>
+              <w:jc w:val="left"/>
+            </w:pPr>
+            <w:r>
+              <w:rPr>
+                <w:rFonts w:ascii="Calibri" w:hAnsi="Calibri"/>
+                <w:color w:val="1E293B"/>
+                <w:sz w:val="18"/>
+              </w:rPr>
+              <w:t>GA</w:t>
+            </w:r>
+          </w:p>
+        </w:tc>
+        <w:tc>
+          <w:tcPr>
+            <w:tcW w:type="dxa" w:w="1152"/>
+            <w:shd w:fill="F8FAFC"/>
+            <w:tcMar>
+              <w:top w:w="80" w:type="dxa"/>
+              <w:bottom w:w="80" w:type="dxa"/>
+              <w:left w:w="120" w:type="dxa"/>
+              <w:right w:w="120" w:type="dxa"/>
+            </w:tcMar>
+          </w:tcPr>
+          <w:p>
+            <w:pPr>
+              <w:spacing w:before="0" w:after="0"/>
+              <w:jc w:val="center"/>
+            </w:pPr>
+            <w:r>
+              <w:rPr>
+                <w:rFonts w:ascii="Calibri" w:hAnsi="Calibri"/>
+                <w:color w:val="1E293B"/>
+                <w:sz w:val="18"/>
+              </w:rPr>
+              <w:t>0.92348</w:t>
+            </w:r>
+          </w:p>
+        </w:tc>
+        <w:tc>
+          <w:tcPr>
+            <w:tcW w:type="dxa" w:w="1152"/>
+            <w:shd w:fill="F8FAFC"/>
+            <w:tcMar>
+              <w:top w:w="80" w:type="dxa"/>
+              <w:bottom w:w="80" w:type="dxa"/>
+              <w:left w:w="120" w:type="dxa"/>
+              <w:right w:w="120" w:type="dxa"/>
+            </w:tcMar>
+          </w:tcPr>
+          <w:p>
+            <w:pPr>
+              <w:spacing w:before="0" w:after="0"/>
+              <w:jc w:val="center"/>
+            </w:pPr>
+            <w:r>
+              <w:rPr>
+                <w:rFonts w:ascii="Calibri" w:hAnsi="Calibri"/>
+                <w:color w:val="1E293B"/>
+                <w:sz w:val="18"/>
+              </w:rPr>
+              <w:t>0.92348</w:t>
+            </w:r>
+          </w:p>
+        </w:tc>
+        <w:tc>
+          <w:tcPr>
+            <w:tcW w:type="dxa" w:w="1152"/>
+            <w:shd w:fill="F8FAFC"/>
+            <w:tcMar>
+              <w:top w:w="80" w:type="dxa"/>
+              <w:bottom w:w="80" w:type="dxa"/>
+              <w:left w:w="120" w:type="dxa"/>
+              <w:right w:w="120" w:type="dxa"/>
+            </w:tcMar>
+          </w:tcPr>
+          <w:p>
+            <w:pPr>
+              <w:spacing w:before="0" w:after="0"/>
+              <w:jc w:val="center"/>
+            </w:pPr>
+            <w:r>
+              <w:rPr>
+                <w:rFonts w:ascii="Calibri" w:hAnsi="Calibri"/>
+                <w:color w:val="1E293B"/>
+                <w:sz w:val="18"/>
+              </w:rPr>
+              <w:t>0.92348</w:t>
+            </w:r>
+          </w:p>
+        </w:tc>
+        <w:tc>
+          <w:tcPr>
+            <w:tcW w:type="dxa" w:w="1152"/>
+            <w:shd w:fill="F8FAFC"/>
+            <w:tcMar>
+              <w:top w:w="80" w:type="dxa"/>
+              <w:bottom w:w="80" w:type="dxa"/>
+              <w:left w:w="120" w:type="dxa"/>
+              <w:right w:w="120" w:type="dxa"/>
+            </w:tcMar>
+          </w:tcPr>
+          <w:p>
+            <w:pPr>
+              <w:spacing w:before="0" w:after="0"/>
+              <w:jc w:val="center"/>
+            </w:pPr>
+            <w:r>
+              <w:rPr>
+                <w:rFonts w:ascii="Calibri" w:hAnsi="Calibri"/>
+                <w:color w:val="1E293B"/>
+                <w:sz w:val="18"/>
+              </w:rPr>
+              <w:t>0.000000</w:t>
+            </w:r>
+          </w:p>
+        </w:tc>
+        <w:tc>
+          <w:tcPr>
+            <w:tcW w:type="dxa" w:w="1008"/>
+            <w:shd w:fill="F8FAFC"/>
+            <w:tcMar>
+              <w:top w:w="80" w:type="dxa"/>
+              <w:bottom w:w="80" w:type="dxa"/>
+              <w:left w:w="120" w:type="dxa"/>
+              <w:right w:w="120" w:type="dxa"/>
+            </w:tcMar>
+          </w:tcPr>
+          <w:p>
+            <w:pPr>
+              <w:spacing w:before="0" w:after="0"/>
+              <w:jc w:val="center"/>
+            </w:pPr>
+            <w:r>
+              <w:rPr>
+                <w:rFonts w:ascii="Calibri" w:hAnsi="Calibri"/>
+                <w:color w:val="1E293B"/>
+                <w:sz w:val="18"/>
+              </w:rPr>
+              <w:t>100%</w:t>
+            </w:r>
+          </w:p>
+        </w:tc>
+        <w:tc>
+          <w:tcPr>
+            <w:tcW w:type="dxa" w:w="1152"/>
+            <w:shd w:fill="F8FAFC"/>
+            <w:tcMar>
+              <w:top w:w="80" w:type="dxa"/>
+              <w:bottom w:w="80" w:type="dxa"/>
+              <w:left w:w="120" w:type="dxa"/>
+              <w:right w:w="120" w:type="dxa"/>
+            </w:tcMar>
+          </w:tcPr>
+          <w:p>
+            <w:pPr>
+              <w:spacing w:before="0" w:after="0"/>
+              <w:jc w:val="center"/>
+            </w:pPr>
+            <w:r>
+              <w:rPr>
+                <w:rFonts w:ascii="Calibri" w:hAnsi="Calibri"/>
+                <w:color w:val="1E293B"/>
+                <w:sz w:val="18"/>
+              </w:rPr>
+              <w:t>1.942 s</w:t>
+            </w:r>
+          </w:p>
+        </w:tc>
+        <w:tc>
+          <w:tcPr>
+            <w:tcW w:type="dxa" w:w="1152"/>
+            <w:shd w:fill="F8FAFC"/>
+            <w:tcMar>
+              <w:top w:w="80" w:type="dxa"/>
+              <w:bottom w:w="80" w:type="dxa"/>
+              <w:left w:w="120" w:type="dxa"/>
+              <w:right w:w="120" w:type="dxa"/>
+            </w:tcMar>
+          </w:tcPr>
+          <w:p>
+            <w:pPr>
+              <w:spacing w:before="0" w:after="0"/>
+              <w:jc w:val="center"/>
+            </w:pPr>
+            <w:r>
+              <w:rPr>
+                <w:rFonts w:ascii="Calibri" w:hAnsi="Calibri"/>
+                <w:color w:val="1E293B"/>
+                <w:sz w:val="18"/>
+              </w:rPr>
+              <w:t>207</w:t>
+            </w:r>
+          </w:p>
+        </w:tc>
+      </w:tr>
+      <w:tr>
+        <w:tc>
+          <w:tcPr>
+            <w:tcW w:type="dxa" w:w="1584"/>
+            <w:shd w:fill="FFFFFF"/>
+            <w:tcMar>
+              <w:top w:w="80" w:type="dxa"/>
+              <w:bottom w:w="80" w:type="dxa"/>
+              <w:left w:w="120" w:type="dxa"/>
+              <w:right w:w="120" w:type="dxa"/>
+            </w:tcMar>
+          </w:tcPr>
+          <w:p>
+            <w:pPr>
+              <w:spacing w:before="0" w:after="0"/>
+              <w:jc w:val="left"/>
+            </w:pPr>
+            <w:r>
+              <w:rPr>
+                <w:rFonts w:ascii="Calibri" w:hAnsi="Calibri"/>
+                <w:color w:val="1E293B"/>
+                <w:sz w:val="18"/>
+              </w:rPr>
+              <w:t>PSO</w:t>
+            </w:r>
+          </w:p>
+        </w:tc>
+        <w:tc>
+          <w:tcPr>
+            <w:tcW w:type="dxa" w:w="1152"/>
+            <w:shd w:fill="FFFFFF"/>
+            <w:tcMar>
+              <w:top w:w="80" w:type="dxa"/>
+              <w:bottom w:w="80" w:type="dxa"/>
+              <w:left w:w="120" w:type="dxa"/>
+              <w:right w:w="120" w:type="dxa"/>
+            </w:tcMar>
+          </w:tcPr>
+          <w:p>
+            <w:pPr>
+              <w:spacing w:before="0" w:after="0"/>
+              <w:jc w:val="center"/>
+            </w:pPr>
+            <w:r>
+              <w:rPr>
+                <w:rFonts w:ascii="Calibri" w:hAnsi="Calibri"/>
+                <w:color w:val="1E293B"/>
+                <w:sz w:val="18"/>
+              </w:rPr>
+              <w:t>0.92348</w:t>
+            </w:r>
+          </w:p>
+        </w:tc>
+        <w:tc>
+          <w:tcPr>
+            <w:tcW w:type="dxa" w:w="1152"/>
+            <w:shd w:fill="FFFFFF"/>
+            <w:tcMar>
+              <w:top w:w="80" w:type="dxa"/>
+              <w:bottom w:w="80" w:type="dxa"/>
+              <w:left w:w="120" w:type="dxa"/>
+              <w:right w:w="120" w:type="dxa"/>
+            </w:tcMar>
+          </w:tcPr>
+          <w:p>
+            <w:pPr>
+              <w:spacing w:before="0" w:after="0"/>
+              <w:jc w:val="center"/>
+            </w:pPr>
+            <w:r>
+              <w:rPr>
+                <w:rFonts w:ascii="Calibri" w:hAnsi="Calibri"/>
+                <w:color w:val="1E293B"/>
+                <w:sz w:val="18"/>
+              </w:rPr>
+              <w:t>0.89829</w:t>
+            </w:r>
+          </w:p>
+        </w:tc>
+        <w:tc>
+          <w:tcPr>
+            <w:tcW w:type="dxa" w:w="1152"/>
+            <w:shd w:fill="FFFFFF"/>
+            <w:tcMar>
+              <w:top w:w="80" w:type="dxa"/>
+              <w:bottom w:w="80" w:type="dxa"/>
+              <w:left w:w="120" w:type="dxa"/>
+              <w:right w:w="120" w:type="dxa"/>
+            </w:tcMar>
+          </w:tcPr>
+          <w:p>
+            <w:pPr>
+              <w:spacing w:before="0" w:after="0"/>
+              <w:jc w:val="center"/>
+            </w:pPr>
+            <w:r>
+              <w:rPr>
+                <w:rFonts w:ascii="Calibri" w:hAnsi="Calibri"/>
+                <w:color w:val="1E293B"/>
+                <w:sz w:val="18"/>
+              </w:rPr>
+              <w:t>0.92348</w:t>
+            </w:r>
+          </w:p>
+        </w:tc>
+        <w:tc>
+          <w:tcPr>
+            <w:tcW w:type="dxa" w:w="1152"/>
+            <w:shd w:fill="FFFFFF"/>
+            <w:tcMar>
+              <w:top w:w="80" w:type="dxa"/>
+              <w:bottom w:w="80" w:type="dxa"/>
+              <w:left w:w="120" w:type="dxa"/>
+              <w:right w:w="120" w:type="dxa"/>
+            </w:tcMar>
+          </w:tcPr>
+          <w:p>
+            <w:pPr>
+              <w:spacing w:before="0" w:after="0"/>
+              <w:jc w:val="center"/>
+            </w:pPr>
+            <w:r>
+              <w:rPr>
+                <w:rFonts w:ascii="Calibri" w:hAnsi="Calibri"/>
+                <w:color w:val="1E293B"/>
+                <w:sz w:val="18"/>
+              </w:rPr>
+              <w:t>0.095854</w:t>
+            </w:r>
+          </w:p>
+        </w:tc>
+        <w:tc>
+          <w:tcPr>
+            <w:tcW w:type="dxa" w:w="1008"/>
+            <w:shd w:fill="FFFFFF"/>
+            <w:tcMar>
+              <w:top w:w="80" w:type="dxa"/>
+              <w:bottom w:w="80" w:type="dxa"/>
+              <w:left w:w="120" w:type="dxa"/>
+              <w:right w:w="120" w:type="dxa"/>
+            </w:tcMar>
+          </w:tcPr>
+          <w:p>
+            <w:pPr>
+              <w:spacing w:before="0" w:after="0"/>
+              <w:jc w:val="center"/>
+            </w:pPr>
+            <w:r>
+              <w:rPr>
+                <w:rFonts w:ascii="Calibri" w:hAnsi="Calibri"/>
+                <w:color w:val="1E293B"/>
+                <w:sz w:val="18"/>
+              </w:rPr>
+              <w:t>100%</w:t>
+            </w:r>
+          </w:p>
+        </w:tc>
+        <w:tc>
+          <w:tcPr>
+            <w:tcW w:type="dxa" w:w="1152"/>
+            <w:shd w:fill="FFFFFF"/>
+            <w:tcMar>
+              <w:top w:w="80" w:type="dxa"/>
+              <w:bottom w:w="80" w:type="dxa"/>
+              <w:left w:w="120" w:type="dxa"/>
+              <w:right w:w="120" w:type="dxa"/>
+            </w:tcMar>
+          </w:tcPr>
+          <w:p>
+            <w:pPr>
+              <w:spacing w:before="0" w:after="0"/>
+              <w:jc w:val="center"/>
+            </w:pPr>
+            <w:r>
+              <w:rPr>
+                <w:rFonts w:ascii="Calibri" w:hAnsi="Calibri"/>
+                <w:color w:val="1E293B"/>
+                <w:sz w:val="18"/>
+              </w:rPr>
+              <w:t>0.952 s</w:t>
+            </w:r>
+          </w:p>
+        </w:tc>
+        <w:tc>
+          <w:tcPr>
+            <w:tcW w:type="dxa" w:w="1152"/>
+            <w:shd w:fill="FFFFFF"/>
+            <w:tcMar>
+              <w:top w:w="80" w:type="dxa"/>
+              <w:bottom w:w="80" w:type="dxa"/>
+              <w:left w:w="120" w:type="dxa"/>
+              <w:right w:w="120" w:type="dxa"/>
+            </w:tcMar>
+          </w:tcPr>
+          <w:p>
+            <w:pPr>
+              <w:spacing w:before="0" w:after="0"/>
+              <w:jc w:val="center"/>
+            </w:pPr>
+            <w:r>
+              <w:rPr>
+                <w:rFonts w:ascii="Calibri" w:hAnsi="Calibri"/>
+                <w:color w:val="1E293B"/>
+                <w:sz w:val="18"/>
+              </w:rPr>
+              <w:t>337</w:t>
+            </w:r>
+          </w:p>
+        </w:tc>
+      </w:tr>
+    </w:tbl>
+    <w:p>
+      <w:r>
+        <w:rPr>
+          <w:i/>
+        </w:rPr>
+        <w:t>Tabel 2: Ringkasan Metrik Statistik 30 Run Mode Maksimasi — Peta Wilayah Kecamatan Luas (2.000 Ha)</w:t>
+      </w:r>
+    </w:p>
+    <w:p>
+      <w:pPr>
+        <w:spacing w:before="160" w:after="40"/>
+        <w:jc w:val="center"/>
+      </w:pPr>
+      <w:r>
+        <w:drawing>
+          <wp:inline xmlns:a="http://schemas.openxmlformats.org/drawingml/2006/main" xmlns:pic="http://schemas.openxmlformats.org/drawingml/2006/picture">
+            <wp:extent cx="5669280" cy="2501153"/>
+            <wp:docPr id="6" name="Picture 6"/>
+            <wp:cNvGraphicFramePr>
+              <a:graphicFrameLocks noChangeAspect="1"/>
+            </wp:cNvGraphicFramePr>
+            <a:graphic>
+              <a:graphicData uri="http://schemas.openxmlformats.org/drawingml/2006/picture">
+                <pic:pic>
+                  <pic:nvPicPr>
+                    <pic:cNvPr id="0" name="final_locations_scatter.png"/>
+                    <pic:cNvPicPr/>
+                  </pic:nvPicPr>
+                  <pic:blipFill>
+                    <a:blip r:embed="rId14"/>
+                    <a:stretch>
+                      <a:fillRect/>
+                    </a:stretch>
+                  </pic:blipFill>
+                  <pic:spPr>
+                    <a:xfrm>
+                      <a:off x="0" y="0"/>
+                      <a:ext cx="5669280" cy="2501153"/>
+                    </a:xfrm>
+                    <a:prstGeom prst="rect"/>
+                  </pic:spPr>
+                </pic:pic>
+              </a:graphicData>
+            </a:graphic>
+          </wp:inline>
+        </w:drawing>
+      </w:r>
+    </w:p>
+    <w:p>
+      <w:pPr>
+        <w:spacing w:before="40" w:after="280"/>
+        <w:jc w:val="center"/>
+      </w:pPr>
+      <w:r>
+        <w:rPr>
+          <w:rFonts w:ascii="Calibri" w:hAnsi="Calibri"/>
+          <w:i/>
+          <w:color w:val="64748B"/>
+          <w:sz w:val="18"/>
+        </w:rPr>
+        <w:t>Gambar 4: Sebaran Titik Solusi Akhir 30 Run GA, PSO, dan ACO di Wilayah Kecamatan Luas (5.0 × 4.0 km)</w:t>
+      </w:r>
+    </w:p>
+    <w:p>
+      <w:pPr>
+        <w:spacing w:before="160" w:after="40"/>
+        <w:jc w:val="center"/>
+      </w:pPr>
+      <w:r>
+        <w:drawing>
+          <wp:inline xmlns:a="http://schemas.openxmlformats.org/drawingml/2006/main" xmlns:pic="http://schemas.openxmlformats.org/drawingml/2006/picture">
+            <wp:extent cx="5669280" cy="2165350"/>
+            <wp:docPr id="7" name="Picture 7"/>
+            <wp:cNvGraphicFramePr>
+              <a:graphicFrameLocks noChangeAspect="1"/>
+            </wp:cNvGraphicFramePr>
+            <a:graphic>
+              <a:graphicData uri="http://schemas.openxmlformats.org/drawingml/2006/picture">
+                <pic:pic>
+                  <pic:nvPicPr>
+                    <pic:cNvPr id="0" name="boxplot_fitness.png"/>
+                    <pic:cNvPicPr/>
+                  </pic:nvPicPr>
+                  <pic:blipFill>
+                    <a:blip r:embed="rId15"/>
+                    <a:stretch>
+                      <a:fillRect/>
+                    </a:stretch>
+                  </pic:blipFill>
+                  <pic:spPr>
+                    <a:xfrm>
+                      <a:off x="0" y="0"/>
+                      <a:ext cx="5669280" cy="2165350"/>
+                    </a:xfrm>
+                    <a:prstGeom prst="rect"/>
+                  </pic:spPr>
+                </pic:pic>
+              </a:graphicData>
+            </a:graphic>
+          </wp:inline>
+        </w:drawing>
+      </w:r>
+    </w:p>
+    <w:p>
+      <w:pPr>
+        <w:spacing w:before="40" w:after="280"/>
+        <w:jc w:val="center"/>
+      </w:pPr>
+      <w:r>
+        <w:rPr>
+          <w:rFonts w:ascii="Calibri" w:hAnsi="Calibri"/>
+          <w:i/>
+          <w:color w:val="64748B"/>
+          <w:sz w:val="18"/>
+        </w:rPr>
+        <w:t>Gambar 5: Boxplot Distribusi Fitness GA vs PSO vs ACO pada Wilayah Kecamatan Luas (Mode Maksimasi &amp; Minimasi Valid)</w:t>
+      </w:r>
+    </w:p>
+    <w:p>
+      <w:pPr>
+        <w:spacing w:before="160" w:after="40"/>
+        <w:jc w:val="center"/>
+      </w:pPr>
+      <w:r>
+        <w:drawing>
+          <wp:inline xmlns:a="http://schemas.openxmlformats.org/drawingml/2006/main" xmlns:pic="http://schemas.openxmlformats.org/drawingml/2006/picture">
+            <wp:extent cx="5669280" cy="1889760"/>
+            <wp:docPr id="8" name="Picture 8"/>
+            <wp:cNvGraphicFramePr>
+              <a:graphicFrameLocks noChangeAspect="1"/>
+            </wp:cNvGraphicFramePr>
+            <a:graphic>
+              <a:graphicData uri="http://schemas.openxmlformats.org/drawingml/2006/picture">
+                <pic:pic>
+                  <pic:nvPicPr>
+                    <pic:cNvPr id="0" name="convergence_comparison.png"/>
+                    <pic:cNvPicPr/>
+                  </pic:nvPicPr>
+                  <pic:blipFill>
+                    <a:blip r:embed="rId16"/>
+                    <a:stretch>
+                      <a:fillRect/>
+                    </a:stretch>
+                  </pic:blipFill>
+                  <pic:spPr>
+                    <a:xfrm>
+                      <a:off x="0" y="0"/>
+                      <a:ext cx="5669280" cy="1889760"/>
+                    </a:xfrm>
+                    <a:prstGeom prst="rect"/>
+                  </pic:spPr>
+                </pic:pic>
+              </a:graphicData>
+            </a:graphic>
+          </wp:inline>
+        </w:drawing>
+      </w:r>
+    </w:p>
+    <w:p>
+      <w:pPr>
+        <w:spacing w:before="40" w:after="280"/>
+        <w:jc w:val="center"/>
+      </w:pPr>
+      <w:r>
+        <w:rPr>
+          <w:rFonts w:ascii="Calibri" w:hAnsi="Calibri"/>
+          <w:i/>
+          <w:color w:val="64748B"/>
+          <w:sz w:val="18"/>
+        </w:rPr>
+        <w:t>Gambar 6: Kurva Konvergensi Komparatif 3 Algoritma pada Wilayah Kecamatan Luas</w:t>
+      </w:r>
+    </w:p>
+    <w:p>
+      <w:r>
+        <w:t>Temuan Signifikan Skalabilitas Spasial:</w:t>
         <w:br/>
-        <w:t>1. Uji Omnibus Kruskal-Wallis: Menguji perbedaan global antara GA, PSO, dan ACO. Hasil uji menunjukkan nilai H-statistik dan p-value yang mengonfirmasi adanya perbedaan karakteristik pencarian solusi antar-metode.</w:t>
+        <w:t>1. Konsistensi Global Optimum: Pada wilayah 5.0 × 4.0 km (skala 6,6× lipat lebih luas dari peta studi), ketiga algoritma berhasil mencapai nilai best fitness global 0.92348 di koordinat (X = 1287.7 m, Y = 2438.4 m).</w:t>
         <w:br/>
-        <w:t>2. Uji Post-hoc Pairwise Mann-Whitney U dengan Koreksi Bonferroni (alpha = 0.05 / 3 = 0.0167):</w:t>
+        <w:t>2. Perbedaan Stabilitas Eksplorasi: GA berbasis BLX-alpha crossover dan mutasi Gaussian adaptif menunjukkan stabilitas luar biasa dengan deviasi standar terkecil (Std = 6.27e-10), disusul oleh ACOR (Std = 3.28e-08). PSO menunjukkan kecepatan tertinggi (0.95 detik) namun memiliki variansi lebih besar pada domain 5 km (Std = 0.0958) akibat beberapa partikel terjebak di optimum lokal jalan alternatif sebelum berhasil bermigrasi.</w:t>
         <w:br/>
-        <w:t xml:space="preserve">   - GA vs PSO: PSO menunjukkan stabilitas deviasi standar yang jauh lebih rapat dan waktu komputasi lebih cepat.</w:t>
+        <w:t>3. Uji Kruskal-Wallis mengonfirmasi signifikansi perbedaan sebaran konvergensi antar-algoritma (H = 60.145, p = 8.70e-14 &lt; 0.05).</w:t>
+      </w:r>
+    </w:p>
+    <w:p>
+      <w:pPr>
+        <w:pStyle w:val="Heading2"/>
+      </w:pPr>
+      <w:r>
+        <w:t>5.3 Evaluasi Kasus Nyata: Kawasan Kota Harapan Indah dengan 2 Puskesmas Eksisting (2.4 × 1.6 km)</w:t>
+      </w:r>
+    </w:p>
+    <w:p>
+      <w:r>
+        <w:t>Pada pengujian ketiga, model dievaluasi pada peta dunia nyata Kota Harapan Indah (perbatasan Bekasi dan Cakung, Jakarta Timur) seluas 384 Hektar (2.400 × 1.600 meter). Kawasan ini dibelah oleh kanal air besar Banjir Kanal Timur (BKT) / Kali Rawarengas dan memiliki 2 fasilitas kesehatan eksisting yang tersebar:</w:t>
         <w:br/>
-        <w:t xml:space="preserve">   - GA vs ACO: ACO memiliki karakteristik penelusuran feromon yang konsisten konvergen menuju lembah optimum yang sama.</w:t>
+        <w:t>1. Puskesmas Kelurahan Ujung Menteng (Faskes Eksisting 1 di Barat, X = 350.0 m, Y = 450.0 m)</w:t>
         <w:br/>
-        <w:t xml:space="preserve">   - PSO vs ACO: Keduanya menunjukkan performa konvergensi berkecepatan tinggi pada domain spasial kontinu.</w:t>
+        <w:t>2. Puskesmas Pejuang / Medan Satria (Faskes Eksisting 2 di Timur Laut, X = 2150.0 m, Y = 1480.0 m)</w:t>
+        <w:br/>
+        <w:br/>
+        <w:t>Fitur kebugaran faskes secara khusus memodelkan kedekatan jaringan (network proximity) dan pencegahan kanibalisasi, sehingga Puskesmas baru diposisikan untuk mengisi celah layanan kesehatan (service gap) di antara kedua faskes tersebut.</w:t>
+      </w:r>
+    </w:p>
+    <w:tbl>
+      <w:tblPr>
+        <w:tblW w:type="auto" w:w="0"/>
+        <w:jc w:val="center"/>
+        <w:tblLook w:firstColumn="1" w:firstRow="1" w:lastColumn="0" w:lastRow="0" w:noHBand="0" w:noVBand="1" w:val="04A0"/>
+        <w:tblBorders>
+          <w:top w:val="single" w:sz="4" w:space="0" w:color="CBD5E1"/>
+          <w:bottom w:val="single" w:sz="8" w:space="0" w:color="065F46"/>
+          <w:insideH w:val="single" w:sz="4" w:space="0" w:color="E2E8F0"/>
+          <w:insideV w:val="none"/>
+          <w:left w:val="none"/>
+          <w:right w:val="none"/>
+        </w:tblBorders>
+      </w:tblPr>
+      <w:tblGrid>
+        <w:gridCol w:w="1170"/>
+        <w:gridCol w:w="1170"/>
+        <w:gridCol w:w="1170"/>
+        <w:gridCol w:w="1170"/>
+        <w:gridCol w:w="1170"/>
+        <w:gridCol w:w="1170"/>
+        <w:gridCol w:w="1170"/>
+        <w:gridCol w:w="1170"/>
+      </w:tblGrid>
+      <w:tr>
+        <w:tc>
+          <w:tcPr>
+            <w:tcW w:type="dxa" w:w="1584"/>
+            <w:shd w:fill="065F46"/>
+            <w:tcMar>
+              <w:top w:w="120" w:type="dxa"/>
+              <w:bottom w:w="120" w:type="dxa"/>
+              <w:left w:w="140" w:type="dxa"/>
+              <w:right w:w="140" w:type="dxa"/>
+            </w:tcMar>
+          </w:tcPr>
+          <w:p>
+            <w:pPr>
+              <w:spacing w:before="0" w:after="0"/>
+              <w:jc w:val="center"/>
+            </w:pPr>
+            <w:r>
+              <w:rPr>
+                <w:rFonts w:ascii="Calibri" w:hAnsi="Calibri"/>
+                <w:b/>
+                <w:color w:val="FFFFFF"/>
+                <w:sz w:val="19"/>
+              </w:rPr>
+              <w:t>Algoritma</w:t>
+            </w:r>
+          </w:p>
+        </w:tc>
+        <w:tc>
+          <w:tcPr>
+            <w:tcW w:type="dxa" w:w="1152"/>
+            <w:shd w:fill="065F46"/>
+            <w:tcMar>
+              <w:top w:w="120" w:type="dxa"/>
+              <w:bottom w:w="120" w:type="dxa"/>
+              <w:left w:w="140" w:type="dxa"/>
+              <w:right w:w="140" w:type="dxa"/>
+            </w:tcMar>
+          </w:tcPr>
+          <w:p>
+            <w:pPr>
+              <w:spacing w:before="0" w:after="0"/>
+              <w:jc w:val="center"/>
+            </w:pPr>
+            <w:r>
+              <w:rPr>
+                <w:rFonts w:ascii="Calibri" w:hAnsi="Calibri"/>
+                <w:b/>
+                <w:color w:val="FFFFFF"/>
+                <w:sz w:val="19"/>
+              </w:rPr>
+              <w:t>Best Fitness</w:t>
+            </w:r>
+          </w:p>
+        </w:tc>
+        <w:tc>
+          <w:tcPr>
+            <w:tcW w:type="dxa" w:w="1152"/>
+            <w:shd w:fill="065F46"/>
+            <w:tcMar>
+              <w:top w:w="120" w:type="dxa"/>
+              <w:bottom w:w="120" w:type="dxa"/>
+              <w:left w:w="140" w:type="dxa"/>
+              <w:right w:w="140" w:type="dxa"/>
+            </w:tcMar>
+          </w:tcPr>
+          <w:p>
+            <w:pPr>
+              <w:spacing w:before="0" w:after="0"/>
+              <w:jc w:val="center"/>
+            </w:pPr>
+            <w:r>
+              <w:rPr>
+                <w:rFonts w:ascii="Calibri" w:hAnsi="Calibri"/>
+                <w:b/>
+                <w:color w:val="FFFFFF"/>
+                <w:sz w:val="19"/>
+              </w:rPr>
+              <w:t>Mean Fitness</w:t>
+            </w:r>
+          </w:p>
+        </w:tc>
+        <w:tc>
+          <w:tcPr>
+            <w:tcW w:type="dxa" w:w="1152"/>
+            <w:shd w:fill="065F46"/>
+            <w:tcMar>
+              <w:top w:w="120" w:type="dxa"/>
+              <w:bottom w:w="120" w:type="dxa"/>
+              <w:left w:w="140" w:type="dxa"/>
+              <w:right w:w="140" w:type="dxa"/>
+            </w:tcMar>
+          </w:tcPr>
+          <w:p>
+            <w:pPr>
+              <w:spacing w:before="0" w:after="0"/>
+              <w:jc w:val="center"/>
+            </w:pPr>
+            <w:r>
+              <w:rPr>
+                <w:rFonts w:ascii="Calibri" w:hAnsi="Calibri"/>
+                <w:b/>
+                <w:color w:val="FFFFFF"/>
+                <w:sz w:val="19"/>
+              </w:rPr>
+              <w:t>Median Fitness</w:t>
+            </w:r>
+          </w:p>
+        </w:tc>
+        <w:tc>
+          <w:tcPr>
+            <w:tcW w:type="dxa" w:w="1152"/>
+            <w:shd w:fill="065F46"/>
+            <w:tcMar>
+              <w:top w:w="120" w:type="dxa"/>
+              <w:bottom w:w="120" w:type="dxa"/>
+              <w:left w:w="140" w:type="dxa"/>
+              <w:right w:w="140" w:type="dxa"/>
+            </w:tcMar>
+          </w:tcPr>
+          <w:p>
+            <w:pPr>
+              <w:spacing w:before="0" w:after="0"/>
+              <w:jc w:val="center"/>
+            </w:pPr>
+            <w:r>
+              <w:rPr>
+                <w:rFonts w:ascii="Calibri" w:hAnsi="Calibri"/>
+                <w:b/>
+                <w:color w:val="FFFFFF"/>
+                <w:sz w:val="19"/>
+              </w:rPr>
+              <w:t>Std Dev</w:t>
+            </w:r>
+          </w:p>
+        </w:tc>
+        <w:tc>
+          <w:tcPr>
+            <w:tcW w:type="dxa" w:w="1008"/>
+            <w:shd w:fill="065F46"/>
+            <w:tcMar>
+              <w:top w:w="120" w:type="dxa"/>
+              <w:bottom w:w="120" w:type="dxa"/>
+              <w:left w:w="140" w:type="dxa"/>
+              <w:right w:w="140" w:type="dxa"/>
+            </w:tcMar>
+          </w:tcPr>
+          <w:p>
+            <w:pPr>
+              <w:spacing w:before="0" w:after="0"/>
+              <w:jc w:val="center"/>
+            </w:pPr>
+            <w:r>
+              <w:rPr>
+                <w:rFonts w:ascii="Calibri" w:hAnsi="Calibri"/>
+                <w:b/>
+                <w:color w:val="FFFFFF"/>
+                <w:sz w:val="19"/>
+              </w:rPr>
+              <w:t>Feasible</w:t>
+            </w:r>
+          </w:p>
+        </w:tc>
+        <w:tc>
+          <w:tcPr>
+            <w:tcW w:type="dxa" w:w="1152"/>
+            <w:shd w:fill="065F46"/>
+            <w:tcMar>
+              <w:top w:w="120" w:type="dxa"/>
+              <w:bottom w:w="120" w:type="dxa"/>
+              <w:left w:w="140" w:type="dxa"/>
+              <w:right w:w="140" w:type="dxa"/>
+            </w:tcMar>
+          </w:tcPr>
+          <w:p>
+            <w:pPr>
+              <w:spacing w:before="0" w:after="0"/>
+              <w:jc w:val="center"/>
+            </w:pPr>
+            <w:r>
+              <w:rPr>
+                <w:rFonts w:ascii="Calibri" w:hAnsi="Calibri"/>
+                <w:b/>
+                <w:color w:val="FFFFFF"/>
+                <w:sz w:val="19"/>
+              </w:rPr>
+              <w:t>Waktu (s)</w:t>
+            </w:r>
+          </w:p>
+        </w:tc>
+        <w:tc>
+          <w:tcPr>
+            <w:tcW w:type="dxa" w:w="1152"/>
+            <w:shd w:fill="065F46"/>
+            <w:tcMar>
+              <w:top w:w="120" w:type="dxa"/>
+              <w:bottom w:w="120" w:type="dxa"/>
+              <w:left w:w="140" w:type="dxa"/>
+              <w:right w:w="140" w:type="dxa"/>
+            </w:tcMar>
+          </w:tcPr>
+          <w:p>
+            <w:pPr>
+              <w:spacing w:before="0" w:after="0"/>
+              <w:jc w:val="center"/>
+            </w:pPr>
+            <w:r>
+              <w:rPr>
+                <w:rFonts w:ascii="Calibri" w:hAnsi="Calibri"/>
+                <w:b/>
+                <w:color w:val="FFFFFF"/>
+                <w:sz w:val="19"/>
+              </w:rPr>
+              <w:t>Eval ke-95%</w:t>
+            </w:r>
+          </w:p>
+        </w:tc>
+      </w:tr>
+      <w:tr>
+        <w:tc>
+          <w:tcPr>
+            <w:tcW w:type="dxa" w:w="1584"/>
+            <w:shd w:fill="FFFFFF"/>
+            <w:tcMar>
+              <w:top w:w="80" w:type="dxa"/>
+              <w:bottom w:w="80" w:type="dxa"/>
+              <w:left w:w="120" w:type="dxa"/>
+              <w:right w:w="120" w:type="dxa"/>
+            </w:tcMar>
+          </w:tcPr>
+          <w:p>
+            <w:pPr>
+              <w:spacing w:before="0" w:after="0"/>
+              <w:jc w:val="left"/>
+            </w:pPr>
+            <w:r>
+              <w:rPr>
+                <w:rFonts w:ascii="Calibri" w:hAnsi="Calibri"/>
+                <w:color w:val="1E293B"/>
+                <w:sz w:val="18"/>
+              </w:rPr>
+              <w:t>ACO</w:t>
+            </w:r>
+          </w:p>
+        </w:tc>
+        <w:tc>
+          <w:tcPr>
+            <w:tcW w:type="dxa" w:w="1152"/>
+            <w:shd w:fill="FFFFFF"/>
+            <w:tcMar>
+              <w:top w:w="80" w:type="dxa"/>
+              <w:bottom w:w="80" w:type="dxa"/>
+              <w:left w:w="120" w:type="dxa"/>
+              <w:right w:w="120" w:type="dxa"/>
+            </w:tcMar>
+          </w:tcPr>
+          <w:p>
+            <w:pPr>
+              <w:spacing w:before="0" w:after="0"/>
+              <w:jc w:val="center"/>
+            </w:pPr>
+            <w:r>
+              <w:rPr>
+                <w:rFonts w:ascii="Calibri" w:hAnsi="Calibri"/>
+                <w:color w:val="1E293B"/>
+                <w:sz w:val="18"/>
+              </w:rPr>
+              <w:t>0.68501</w:t>
+            </w:r>
+          </w:p>
+        </w:tc>
+        <w:tc>
+          <w:tcPr>
+            <w:tcW w:type="dxa" w:w="1152"/>
+            <w:shd w:fill="FFFFFF"/>
+            <w:tcMar>
+              <w:top w:w="80" w:type="dxa"/>
+              <w:bottom w:w="80" w:type="dxa"/>
+              <w:left w:w="120" w:type="dxa"/>
+              <w:right w:w="120" w:type="dxa"/>
+            </w:tcMar>
+          </w:tcPr>
+          <w:p>
+            <w:pPr>
+              <w:spacing w:before="0" w:after="0"/>
+              <w:jc w:val="center"/>
+            </w:pPr>
+            <w:r>
+              <w:rPr>
+                <w:rFonts w:ascii="Calibri" w:hAnsi="Calibri"/>
+                <w:color w:val="1E293B"/>
+                <w:sz w:val="18"/>
+              </w:rPr>
+              <w:t>0.68501</w:t>
+            </w:r>
+          </w:p>
+        </w:tc>
+        <w:tc>
+          <w:tcPr>
+            <w:tcW w:type="dxa" w:w="1152"/>
+            <w:shd w:fill="FFFFFF"/>
+            <w:tcMar>
+              <w:top w:w="80" w:type="dxa"/>
+              <w:bottom w:w="80" w:type="dxa"/>
+              <w:left w:w="120" w:type="dxa"/>
+              <w:right w:w="120" w:type="dxa"/>
+            </w:tcMar>
+          </w:tcPr>
+          <w:p>
+            <w:pPr>
+              <w:spacing w:before="0" w:after="0"/>
+              <w:jc w:val="center"/>
+            </w:pPr>
+            <w:r>
+              <w:rPr>
+                <w:rFonts w:ascii="Calibri" w:hAnsi="Calibri"/>
+                <w:color w:val="1E293B"/>
+                <w:sz w:val="18"/>
+              </w:rPr>
+              <w:t>0.68501</w:t>
+            </w:r>
+          </w:p>
+        </w:tc>
+        <w:tc>
+          <w:tcPr>
+            <w:tcW w:type="dxa" w:w="1152"/>
+            <w:shd w:fill="FFFFFF"/>
+            <w:tcMar>
+              <w:top w:w="80" w:type="dxa"/>
+              <w:bottom w:w="80" w:type="dxa"/>
+              <w:left w:w="120" w:type="dxa"/>
+              <w:right w:w="120" w:type="dxa"/>
+            </w:tcMar>
+          </w:tcPr>
+          <w:p>
+            <w:pPr>
+              <w:spacing w:before="0" w:after="0"/>
+              <w:jc w:val="center"/>
+            </w:pPr>
+            <w:r>
+              <w:rPr>
+                <w:rFonts w:ascii="Calibri" w:hAnsi="Calibri"/>
+                <w:color w:val="1E293B"/>
+                <w:sz w:val="18"/>
+              </w:rPr>
+              <w:t>0.000000</w:t>
+            </w:r>
+          </w:p>
+        </w:tc>
+        <w:tc>
+          <w:tcPr>
+            <w:tcW w:type="dxa" w:w="1008"/>
+            <w:shd w:fill="FFFFFF"/>
+            <w:tcMar>
+              <w:top w:w="80" w:type="dxa"/>
+              <w:bottom w:w="80" w:type="dxa"/>
+              <w:left w:w="120" w:type="dxa"/>
+              <w:right w:w="120" w:type="dxa"/>
+            </w:tcMar>
+          </w:tcPr>
+          <w:p>
+            <w:pPr>
+              <w:spacing w:before="0" w:after="0"/>
+              <w:jc w:val="center"/>
+            </w:pPr>
+            <w:r>
+              <w:rPr>
+                <w:rFonts w:ascii="Calibri" w:hAnsi="Calibri"/>
+                <w:color w:val="1E293B"/>
+                <w:sz w:val="18"/>
+              </w:rPr>
+              <w:t>100%</w:t>
+            </w:r>
+          </w:p>
+        </w:tc>
+        <w:tc>
+          <w:tcPr>
+            <w:tcW w:type="dxa" w:w="1152"/>
+            <w:shd w:fill="FFFFFF"/>
+            <w:tcMar>
+              <w:top w:w="80" w:type="dxa"/>
+              <w:bottom w:w="80" w:type="dxa"/>
+              <w:left w:w="120" w:type="dxa"/>
+              <w:right w:w="120" w:type="dxa"/>
+            </w:tcMar>
+          </w:tcPr>
+          <w:p>
+            <w:pPr>
+              <w:spacing w:before="0" w:after="0"/>
+              <w:jc w:val="center"/>
+            </w:pPr>
+            <w:r>
+              <w:rPr>
+                <w:rFonts w:ascii="Calibri" w:hAnsi="Calibri"/>
+                <w:color w:val="1E293B"/>
+                <w:sz w:val="18"/>
+              </w:rPr>
+              <w:t>2.326 s</w:t>
+            </w:r>
+          </w:p>
+        </w:tc>
+        <w:tc>
+          <w:tcPr>
+            <w:tcW w:type="dxa" w:w="1152"/>
+            <w:shd w:fill="FFFFFF"/>
+            <w:tcMar>
+              <w:top w:w="80" w:type="dxa"/>
+              <w:bottom w:w="80" w:type="dxa"/>
+              <w:left w:w="120" w:type="dxa"/>
+              <w:right w:w="120" w:type="dxa"/>
+            </w:tcMar>
+          </w:tcPr>
+          <w:p>
+            <w:pPr>
+              <w:spacing w:before="0" w:after="0"/>
+              <w:jc w:val="center"/>
+            </w:pPr>
+            <w:r>
+              <w:rPr>
+                <w:rFonts w:ascii="Calibri" w:hAnsi="Calibri"/>
+                <w:color w:val="1E293B"/>
+                <w:sz w:val="18"/>
+              </w:rPr>
+              <w:t>455</w:t>
+            </w:r>
+          </w:p>
+        </w:tc>
+      </w:tr>
+      <w:tr>
+        <w:tc>
+          <w:tcPr>
+            <w:tcW w:type="dxa" w:w="1584"/>
+            <w:shd w:fill="F8FAFC"/>
+            <w:tcMar>
+              <w:top w:w="80" w:type="dxa"/>
+              <w:bottom w:w="80" w:type="dxa"/>
+              <w:left w:w="120" w:type="dxa"/>
+              <w:right w:w="120" w:type="dxa"/>
+            </w:tcMar>
+          </w:tcPr>
+          <w:p>
+            <w:pPr>
+              <w:spacing w:before="0" w:after="0"/>
+              <w:jc w:val="left"/>
+            </w:pPr>
+            <w:r>
+              <w:rPr>
+                <w:rFonts w:ascii="Calibri" w:hAnsi="Calibri"/>
+                <w:color w:val="1E293B"/>
+                <w:sz w:val="18"/>
+              </w:rPr>
+              <w:t>GA</w:t>
+            </w:r>
+          </w:p>
+        </w:tc>
+        <w:tc>
+          <w:tcPr>
+            <w:tcW w:type="dxa" w:w="1152"/>
+            <w:shd w:fill="F8FAFC"/>
+            <w:tcMar>
+              <w:top w:w="80" w:type="dxa"/>
+              <w:bottom w:w="80" w:type="dxa"/>
+              <w:left w:w="120" w:type="dxa"/>
+              <w:right w:w="120" w:type="dxa"/>
+            </w:tcMar>
+          </w:tcPr>
+          <w:p>
+            <w:pPr>
+              <w:spacing w:before="0" w:after="0"/>
+              <w:jc w:val="center"/>
+            </w:pPr>
+            <w:r>
+              <w:rPr>
+                <w:rFonts w:ascii="Calibri" w:hAnsi="Calibri"/>
+                <w:color w:val="1E293B"/>
+                <w:sz w:val="18"/>
+              </w:rPr>
+              <w:t>0.68501</w:t>
+            </w:r>
+          </w:p>
+        </w:tc>
+        <w:tc>
+          <w:tcPr>
+            <w:tcW w:type="dxa" w:w="1152"/>
+            <w:shd w:fill="F8FAFC"/>
+            <w:tcMar>
+              <w:top w:w="80" w:type="dxa"/>
+              <w:bottom w:w="80" w:type="dxa"/>
+              <w:left w:w="120" w:type="dxa"/>
+              <w:right w:w="120" w:type="dxa"/>
+            </w:tcMar>
+          </w:tcPr>
+          <w:p>
+            <w:pPr>
+              <w:spacing w:before="0" w:after="0"/>
+              <w:jc w:val="center"/>
+            </w:pPr>
+            <w:r>
+              <w:rPr>
+                <w:rFonts w:ascii="Calibri" w:hAnsi="Calibri"/>
+                <w:color w:val="1E293B"/>
+                <w:sz w:val="18"/>
+              </w:rPr>
+              <w:t>0.66952</w:t>
+            </w:r>
+          </w:p>
+        </w:tc>
+        <w:tc>
+          <w:tcPr>
+            <w:tcW w:type="dxa" w:w="1152"/>
+            <w:shd w:fill="F8FAFC"/>
+            <w:tcMar>
+              <w:top w:w="80" w:type="dxa"/>
+              <w:bottom w:w="80" w:type="dxa"/>
+              <w:left w:w="120" w:type="dxa"/>
+              <w:right w:w="120" w:type="dxa"/>
+            </w:tcMar>
+          </w:tcPr>
+          <w:p>
+            <w:pPr>
+              <w:spacing w:before="0" w:after="0"/>
+              <w:jc w:val="center"/>
+            </w:pPr>
+            <w:r>
+              <w:rPr>
+                <w:rFonts w:ascii="Calibri" w:hAnsi="Calibri"/>
+                <w:color w:val="1E293B"/>
+                <w:sz w:val="18"/>
+              </w:rPr>
+              <w:t>0.68501</w:t>
+            </w:r>
+          </w:p>
+        </w:tc>
+        <w:tc>
+          <w:tcPr>
+            <w:tcW w:type="dxa" w:w="1152"/>
+            <w:shd w:fill="F8FAFC"/>
+            <w:tcMar>
+              <w:top w:w="80" w:type="dxa"/>
+              <w:bottom w:w="80" w:type="dxa"/>
+              <w:left w:w="120" w:type="dxa"/>
+              <w:right w:w="120" w:type="dxa"/>
+            </w:tcMar>
+          </w:tcPr>
+          <w:p>
+            <w:pPr>
+              <w:spacing w:before="0" w:after="0"/>
+              <w:jc w:val="center"/>
+            </w:pPr>
+            <w:r>
+              <w:rPr>
+                <w:rFonts w:ascii="Calibri" w:hAnsi="Calibri"/>
+                <w:color w:val="1E293B"/>
+                <w:sz w:val="18"/>
+              </w:rPr>
+              <w:t>0.016841</w:t>
+            </w:r>
+          </w:p>
+        </w:tc>
+        <w:tc>
+          <w:tcPr>
+            <w:tcW w:type="dxa" w:w="1008"/>
+            <w:shd w:fill="F8FAFC"/>
+            <w:tcMar>
+              <w:top w:w="80" w:type="dxa"/>
+              <w:bottom w:w="80" w:type="dxa"/>
+              <w:left w:w="120" w:type="dxa"/>
+              <w:right w:w="120" w:type="dxa"/>
+            </w:tcMar>
+          </w:tcPr>
+          <w:p>
+            <w:pPr>
+              <w:spacing w:before="0" w:after="0"/>
+              <w:jc w:val="center"/>
+            </w:pPr>
+            <w:r>
+              <w:rPr>
+                <w:rFonts w:ascii="Calibri" w:hAnsi="Calibri"/>
+                <w:color w:val="1E293B"/>
+                <w:sz w:val="18"/>
+              </w:rPr>
+              <w:t>100%</w:t>
+            </w:r>
+          </w:p>
+        </w:tc>
+        <w:tc>
+          <w:tcPr>
+            <w:tcW w:type="dxa" w:w="1152"/>
+            <w:shd w:fill="F8FAFC"/>
+            <w:tcMar>
+              <w:top w:w="80" w:type="dxa"/>
+              <w:bottom w:w="80" w:type="dxa"/>
+              <w:left w:w="120" w:type="dxa"/>
+              <w:right w:w="120" w:type="dxa"/>
+            </w:tcMar>
+          </w:tcPr>
+          <w:p>
+            <w:pPr>
+              <w:spacing w:before="0" w:after="0"/>
+              <w:jc w:val="center"/>
+            </w:pPr>
+            <w:r>
+              <w:rPr>
+                <w:rFonts w:ascii="Calibri" w:hAnsi="Calibri"/>
+                <w:color w:val="1E293B"/>
+                <w:sz w:val="18"/>
+              </w:rPr>
+              <w:t>2.464 s</w:t>
+            </w:r>
+          </w:p>
+        </w:tc>
+        <w:tc>
+          <w:tcPr>
+            <w:tcW w:type="dxa" w:w="1152"/>
+            <w:shd w:fill="F8FAFC"/>
+            <w:tcMar>
+              <w:top w:w="80" w:type="dxa"/>
+              <w:bottom w:w="80" w:type="dxa"/>
+              <w:left w:w="120" w:type="dxa"/>
+              <w:right w:w="120" w:type="dxa"/>
+            </w:tcMar>
+          </w:tcPr>
+          <w:p>
+            <w:pPr>
+              <w:spacing w:before="0" w:after="0"/>
+              <w:jc w:val="center"/>
+            </w:pPr>
+            <w:r>
+              <w:rPr>
+                <w:rFonts w:ascii="Calibri" w:hAnsi="Calibri"/>
+                <w:color w:val="1E293B"/>
+                <w:sz w:val="18"/>
+              </w:rPr>
+              <w:t>268</w:t>
+            </w:r>
+          </w:p>
+        </w:tc>
+      </w:tr>
+      <w:tr>
+        <w:tc>
+          <w:tcPr>
+            <w:tcW w:type="dxa" w:w="1584"/>
+            <w:shd w:fill="FFFFFF"/>
+            <w:tcMar>
+              <w:top w:w="80" w:type="dxa"/>
+              <w:bottom w:w="80" w:type="dxa"/>
+              <w:left w:w="120" w:type="dxa"/>
+              <w:right w:w="120" w:type="dxa"/>
+            </w:tcMar>
+          </w:tcPr>
+          <w:p>
+            <w:pPr>
+              <w:spacing w:before="0" w:after="0"/>
+              <w:jc w:val="left"/>
+            </w:pPr>
+            <w:r>
+              <w:rPr>
+                <w:rFonts w:ascii="Calibri" w:hAnsi="Calibri"/>
+                <w:color w:val="1E293B"/>
+                <w:sz w:val="18"/>
+              </w:rPr>
+              <w:t>PSO</w:t>
+            </w:r>
+          </w:p>
+        </w:tc>
+        <w:tc>
+          <w:tcPr>
+            <w:tcW w:type="dxa" w:w="1152"/>
+            <w:shd w:fill="FFFFFF"/>
+            <w:tcMar>
+              <w:top w:w="80" w:type="dxa"/>
+              <w:bottom w:w="80" w:type="dxa"/>
+              <w:left w:w="120" w:type="dxa"/>
+              <w:right w:w="120" w:type="dxa"/>
+            </w:tcMar>
+          </w:tcPr>
+          <w:p>
+            <w:pPr>
+              <w:spacing w:before="0" w:after="0"/>
+              <w:jc w:val="center"/>
+            </w:pPr>
+            <w:r>
+              <w:rPr>
+                <w:rFonts w:ascii="Calibri" w:hAnsi="Calibri"/>
+                <w:color w:val="1E293B"/>
+                <w:sz w:val="18"/>
+              </w:rPr>
+              <w:t>0.68501</w:t>
+            </w:r>
+          </w:p>
+        </w:tc>
+        <w:tc>
+          <w:tcPr>
+            <w:tcW w:type="dxa" w:w="1152"/>
+            <w:shd w:fill="FFFFFF"/>
+            <w:tcMar>
+              <w:top w:w="80" w:type="dxa"/>
+              <w:bottom w:w="80" w:type="dxa"/>
+              <w:left w:w="120" w:type="dxa"/>
+              <w:right w:w="120" w:type="dxa"/>
+            </w:tcMar>
+          </w:tcPr>
+          <w:p>
+            <w:pPr>
+              <w:spacing w:before="0" w:after="0"/>
+              <w:jc w:val="center"/>
+            </w:pPr>
+            <w:r>
+              <w:rPr>
+                <w:rFonts w:ascii="Calibri" w:hAnsi="Calibri"/>
+                <w:color w:val="1E293B"/>
+                <w:sz w:val="18"/>
+              </w:rPr>
+              <w:t>0.67947</w:t>
+            </w:r>
+          </w:p>
+        </w:tc>
+        <w:tc>
+          <w:tcPr>
+            <w:tcW w:type="dxa" w:w="1152"/>
+            <w:shd w:fill="FFFFFF"/>
+            <w:tcMar>
+              <w:top w:w="80" w:type="dxa"/>
+              <w:bottom w:w="80" w:type="dxa"/>
+              <w:left w:w="120" w:type="dxa"/>
+              <w:right w:w="120" w:type="dxa"/>
+            </w:tcMar>
+          </w:tcPr>
+          <w:p>
+            <w:pPr>
+              <w:spacing w:before="0" w:after="0"/>
+              <w:jc w:val="center"/>
+            </w:pPr>
+            <w:r>
+              <w:rPr>
+                <w:rFonts w:ascii="Calibri" w:hAnsi="Calibri"/>
+                <w:color w:val="1E293B"/>
+                <w:sz w:val="18"/>
+              </w:rPr>
+              <w:t>0.68501</w:t>
+            </w:r>
+          </w:p>
+        </w:tc>
+        <w:tc>
+          <w:tcPr>
+            <w:tcW w:type="dxa" w:w="1152"/>
+            <w:shd w:fill="FFFFFF"/>
+            <w:tcMar>
+              <w:top w:w="80" w:type="dxa"/>
+              <w:bottom w:w="80" w:type="dxa"/>
+              <w:left w:w="120" w:type="dxa"/>
+              <w:right w:w="120" w:type="dxa"/>
+            </w:tcMar>
+          </w:tcPr>
+          <w:p>
+            <w:pPr>
+              <w:spacing w:before="0" w:after="0"/>
+              <w:jc w:val="center"/>
+            </w:pPr>
+            <w:r>
+              <w:rPr>
+                <w:rFonts w:ascii="Calibri" w:hAnsi="Calibri"/>
+                <w:color w:val="1E293B"/>
+                <w:sz w:val="18"/>
+              </w:rPr>
+              <w:t>0.012580</w:t>
+            </w:r>
+          </w:p>
+        </w:tc>
+        <w:tc>
+          <w:tcPr>
+            <w:tcW w:type="dxa" w:w="1008"/>
+            <w:shd w:fill="FFFFFF"/>
+            <w:tcMar>
+              <w:top w:w="80" w:type="dxa"/>
+              <w:bottom w:w="80" w:type="dxa"/>
+              <w:left w:w="120" w:type="dxa"/>
+              <w:right w:w="120" w:type="dxa"/>
+            </w:tcMar>
+          </w:tcPr>
+          <w:p>
+            <w:pPr>
+              <w:spacing w:before="0" w:after="0"/>
+              <w:jc w:val="center"/>
+            </w:pPr>
+            <w:r>
+              <w:rPr>
+                <w:rFonts w:ascii="Calibri" w:hAnsi="Calibri"/>
+                <w:color w:val="1E293B"/>
+                <w:sz w:val="18"/>
+              </w:rPr>
+              <w:t>100%</w:t>
+            </w:r>
+          </w:p>
+        </w:tc>
+        <w:tc>
+          <w:tcPr>
+            <w:tcW w:type="dxa" w:w="1152"/>
+            <w:shd w:fill="FFFFFF"/>
+            <w:tcMar>
+              <w:top w:w="80" w:type="dxa"/>
+              <w:bottom w:w="80" w:type="dxa"/>
+              <w:left w:w="120" w:type="dxa"/>
+              <w:right w:w="120" w:type="dxa"/>
+            </w:tcMar>
+          </w:tcPr>
+          <w:p>
+            <w:pPr>
+              <w:spacing w:before="0" w:after="0"/>
+              <w:jc w:val="center"/>
+            </w:pPr>
+            <w:r>
+              <w:rPr>
+                <w:rFonts w:ascii="Calibri" w:hAnsi="Calibri"/>
+                <w:color w:val="1E293B"/>
+                <w:sz w:val="18"/>
+              </w:rPr>
+              <w:t>2.272 s</w:t>
+            </w:r>
+          </w:p>
+        </w:tc>
+        <w:tc>
+          <w:tcPr>
+            <w:tcW w:type="dxa" w:w="1152"/>
+            <w:shd w:fill="FFFFFF"/>
+            <w:tcMar>
+              <w:top w:w="80" w:type="dxa"/>
+              <w:bottom w:w="80" w:type="dxa"/>
+              <w:left w:w="120" w:type="dxa"/>
+              <w:right w:w="120" w:type="dxa"/>
+            </w:tcMar>
+          </w:tcPr>
+          <w:p>
+            <w:pPr>
+              <w:spacing w:before="0" w:after="0"/>
+              <w:jc w:val="center"/>
+            </w:pPr>
+            <w:r>
+              <w:rPr>
+                <w:rFonts w:ascii="Calibri" w:hAnsi="Calibri"/>
+                <w:color w:val="1E293B"/>
+                <w:sz w:val="18"/>
+              </w:rPr>
+              <w:t>349</w:t>
+            </w:r>
+          </w:p>
+        </w:tc>
+      </w:tr>
+    </w:tbl>
+    <w:p>
+      <w:r>
+        <w:rPr>
+          <w:i/>
+        </w:rPr>
+        <w:t>Tabel 3: Ringkasan Metrik Statistik 30 Run Mode Maksimasi — Peta Kota Harapan Indah (2 Faskes Eksisting)</w:t>
+      </w:r>
+    </w:p>
+    <w:p>
+      <w:pPr>
+        <w:spacing w:before="160" w:after="40"/>
+        <w:jc w:val="center"/>
+      </w:pPr>
+      <w:r>
+        <w:drawing>
+          <wp:inline xmlns:a="http://schemas.openxmlformats.org/drawingml/2006/main" xmlns:pic="http://schemas.openxmlformats.org/drawingml/2006/picture">
+            <wp:extent cx="5669280" cy="4204842"/>
+            <wp:docPr id="9" name="Picture 9"/>
+            <wp:cNvGraphicFramePr>
+              <a:graphicFrameLocks noChangeAspect="1"/>
+            </wp:cNvGraphicFramePr>
+            <a:graphic>
+              <a:graphicData uri="http://schemas.openxmlformats.org/drawingml/2006/picture">
+                <pic:pic>
+                  <pic:nvPicPr>
+                    <pic:cNvPr id="0" name="map_harapan_indah.png"/>
+                    <pic:cNvPicPr/>
+                  </pic:nvPicPr>
+                  <pic:blipFill>
+                    <a:blip r:embed="rId17"/>
+                    <a:stretch>
+                      <a:fillRect/>
+                    </a:stretch>
+                  </pic:blipFill>
+                  <pic:spPr>
+                    <a:xfrm>
+                      <a:off x="0" y="0"/>
+                      <a:ext cx="5669280" cy="4204842"/>
+                    </a:xfrm>
+                    <a:prstGeom prst="rect"/>
+                  </pic:spPr>
+                </pic:pic>
+              </a:graphicData>
+            </a:graphic>
+          </wp:inline>
+        </w:drawing>
+      </w:r>
+    </w:p>
+    <w:p>
+      <w:pPr>
+        <w:spacing w:before="40" w:after="280"/>
+        <w:jc w:val="center"/>
+      </w:pPr>
+      <w:r>
+        <w:rPr>
+          <w:rFonts w:ascii="Calibri" w:hAnsi="Calibri"/>
+          <w:i/>
+          <w:color w:val="64748B"/>
+          <w:sz w:val="18"/>
+        </w:rPr>
+        <w:t>Gambar 7: Peta Tata Ruang Kawasan Kota Harapan Indah &amp; Ujung Menteng Menampilkan Kanal BKT dan 2 Puskesmas Eksisting</w:t>
+      </w:r>
+    </w:p>
+    <w:p>
+      <w:pPr>
+        <w:spacing w:before="160" w:after="40"/>
+        <w:jc w:val="center"/>
+      </w:pPr>
+      <w:r>
+        <w:drawing>
+          <wp:inline xmlns:a="http://schemas.openxmlformats.org/drawingml/2006/main" xmlns:pic="http://schemas.openxmlformats.org/drawingml/2006/picture">
+            <wp:extent cx="5669280" cy="2501153"/>
+            <wp:docPr id="10" name="Picture 10"/>
+            <wp:cNvGraphicFramePr>
+              <a:graphicFrameLocks noChangeAspect="1"/>
+            </wp:cNvGraphicFramePr>
+            <a:graphic>
+              <a:graphicData uri="http://schemas.openxmlformats.org/drawingml/2006/picture">
+                <pic:pic>
+                  <pic:nvPicPr>
+                    <pic:cNvPr id="0" name="final_locations_scatter.png"/>
+                    <pic:cNvPicPr/>
+                  </pic:nvPicPr>
+                  <pic:blipFill>
+                    <a:blip r:embed="rId18"/>
+                    <a:stretch>
+                      <a:fillRect/>
+                    </a:stretch>
+                  </pic:blipFill>
+                  <pic:spPr>
+                    <a:xfrm>
+                      <a:off x="0" y="0"/>
+                      <a:ext cx="5669280" cy="2501153"/>
+                    </a:xfrm>
+                    <a:prstGeom prst="rect"/>
+                  </pic:spPr>
+                </pic:pic>
+              </a:graphicData>
+            </a:graphic>
+          </wp:inline>
+        </w:drawing>
+      </w:r>
+    </w:p>
+    <w:p>
+      <w:pPr>
+        <w:spacing w:before="40" w:after="280"/>
+        <w:jc w:val="center"/>
+      </w:pPr>
+      <w:r>
+        <w:rPr>
+          <w:rFonts w:ascii="Calibri" w:hAnsi="Calibri"/>
+          <w:i/>
+          <w:color w:val="64748B"/>
+          <w:sz w:val="18"/>
+        </w:rPr>
+        <w:t>Gambar 8: Sebaran Titik Solusi Akhir 30 Run GA, PSO, dan ACO di Kota Harapan Indah</w:t>
+      </w:r>
+    </w:p>
+    <w:p>
+      <w:pPr>
+        <w:spacing w:before="160" w:after="40"/>
+        <w:jc w:val="center"/>
+      </w:pPr>
+      <w:r>
+        <w:drawing>
+          <wp:inline xmlns:a="http://schemas.openxmlformats.org/drawingml/2006/main" xmlns:pic="http://schemas.openxmlformats.org/drawingml/2006/picture">
+            <wp:extent cx="5669280" cy="2165350"/>
+            <wp:docPr id="11" name="Picture 11"/>
+            <wp:cNvGraphicFramePr>
+              <a:graphicFrameLocks noChangeAspect="1"/>
+            </wp:cNvGraphicFramePr>
+            <a:graphic>
+              <a:graphicData uri="http://schemas.openxmlformats.org/drawingml/2006/picture">
+                <pic:pic>
+                  <pic:nvPicPr>
+                    <pic:cNvPr id="0" name="boxplot_fitness.png"/>
+                    <pic:cNvPicPr/>
+                  </pic:nvPicPr>
+                  <pic:blipFill>
+                    <a:blip r:embed="rId19"/>
+                    <a:stretch>
+                      <a:fillRect/>
+                    </a:stretch>
+                  </pic:blipFill>
+                  <pic:spPr>
+                    <a:xfrm>
+                      <a:off x="0" y="0"/>
+                      <a:ext cx="5669280" cy="2165350"/>
+                    </a:xfrm>
+                    <a:prstGeom prst="rect"/>
+                  </pic:spPr>
+                </pic:pic>
+              </a:graphicData>
+            </a:graphic>
+          </wp:inline>
+        </w:drawing>
+      </w:r>
+    </w:p>
+    <w:p>
+      <w:pPr>
+        <w:spacing w:before="40" w:after="280"/>
+        <w:jc w:val="center"/>
+      </w:pPr>
+      <w:r>
+        <w:rPr>
+          <w:rFonts w:ascii="Calibri" w:hAnsi="Calibri"/>
+          <w:i/>
+          <w:color w:val="64748B"/>
+          <w:sz w:val="18"/>
+        </w:rPr>
+        <w:t>Gambar 9: Boxplot Distribusi Nilai Fitness GA vs PSO vs ACO pada Kasus Harapan Indah</w:t>
+      </w:r>
+    </w:p>
+    <w:p>
+      <w:pPr>
+        <w:spacing w:before="160" w:after="40"/>
+        <w:jc w:val="center"/>
+      </w:pPr>
+      <w:r>
+        <w:drawing>
+          <wp:inline xmlns:a="http://schemas.openxmlformats.org/drawingml/2006/main" xmlns:pic="http://schemas.openxmlformats.org/drawingml/2006/picture">
+            <wp:extent cx="5669280" cy="1889760"/>
+            <wp:docPr id="12" name="Picture 12"/>
+            <wp:cNvGraphicFramePr>
+              <a:graphicFrameLocks noChangeAspect="1"/>
+            </wp:cNvGraphicFramePr>
+            <a:graphic>
+              <a:graphicData uri="http://schemas.openxmlformats.org/drawingml/2006/picture">
+                <pic:pic>
+                  <pic:nvPicPr>
+                    <pic:cNvPr id="0" name="convergence_comparison.png"/>
+                    <pic:cNvPicPr/>
+                  </pic:nvPicPr>
+                  <pic:blipFill>
+                    <a:blip r:embed="rId20"/>
+                    <a:stretch>
+                      <a:fillRect/>
+                    </a:stretch>
+                  </pic:blipFill>
+                  <pic:spPr>
+                    <a:xfrm>
+                      <a:off x="0" y="0"/>
+                      <a:ext cx="5669280" cy="1889760"/>
+                    </a:xfrm>
+                    <a:prstGeom prst="rect"/>
+                  </pic:spPr>
+                </pic:pic>
+              </a:graphicData>
+            </a:graphic>
+          </wp:inline>
+        </w:drawing>
+      </w:r>
+    </w:p>
+    <w:p>
+      <w:pPr>
+        <w:spacing w:before="40" w:after="280"/>
+        <w:jc w:val="center"/>
+      </w:pPr>
+      <w:r>
+        <w:rPr>
+          <w:rFonts w:ascii="Calibri" w:hAnsi="Calibri"/>
+          <w:i/>
+          <w:color w:val="64748B"/>
+          <w:sz w:val="18"/>
+        </w:rPr>
+        <w:t>Gambar 10: Kurva Konvergensi Komparatif 3 Algoritma pada Kawasan Harapan Indah</w:t>
+      </w:r>
+    </w:p>
+    <w:p>
+      <w:r>
+        <w:t>Hasil Analisis Kasus Harapan Indah:</w:t>
+        <w:br/>
+        <w:t>• Uji Kruskal-Wallis mengonfirmasi signifikansi statistik (H = 6.019, p = 0.0493 &lt; 0.05).</w:t>
+        <w:br/>
+        <w:t>• Ketiga algoritma secara konsisten merekomendasikan koridor penghubung strategis di Jl. Boulevard Harapan Indah / Jl. Siliwangi (antara COURTS, GrandLucky, dan BKT), yang berjarak aman &gt; 1.000 meter dari Puskesmas Ujung Menteng dan &gt; 1.000 meter dari Puskesmas Pejuang, secara efektif menghilangkan kesenjangan akses faskes bagi ribuan warga.</w:t>
       </w:r>
     </w:p>
     <w:p>
@@ -1287,19 +3590,17 @@
     </w:p>
     <w:p>
       <w:r>
-        <w:t>Evaluasi komparatif antara GA, PSO, dan ACO mengungkapkan wawasan penting dalam optimasi spasial:</w:t>
+        <w:t>Evaluasi komparatif antara GA, PSO, dan ACO mengungkapkan wawasan penting dalam optimasi spasial fasilitas kesehatan:</w:t>
         <w:br/>
-        <w:t>• Efisiensi Komputasi: PSO dan ACO terbukti lebih cepat dalam mencapai wilayah optimal dibandingkan GA. Komponen kecepatan pada PSO dan arsip Gaussian pada ACO memungkinkan akselerasi pencarian kontinu tanpa terhambat oleh operator rekombinasi diskrit.</w:t>
+        <w:t>• Efisiensi Komputasi: PSO dan ACO terbukti sangat responsif dengan waktu eksekusi berkisar 0.95 - 2.27 detik per 2.000 evaluasi. Sementara itu, GA membutuhkan waktu sedikit lebih lama karena kalkulasi turnamen berulang dan rekonstruksi kromosom BLX-alpha.</w:t>
         <w:br/>
-        <w:t>• Presisi Rekomendasi Titik Fisik: Ketiga algoritma secara konsisten merekomendasikan koordinat tapak pembangunan Puskesmas pada (X = 295.4 m, Y = 753.8 m) di sisi selatan Jalan Utama Desa. Lokasi ini memiliki keunggulan absolut:</w:t>
+        <w:t>• Ketahanan Terhadap Batasan: Penalti tergradien koridor jalan terbukti 100% efektif. Tidak ada satupun individu akhir dari seluruh pengujian batch yang melanggar batas legal koridor jalan (jarak selalu &lt;= 50 meter dari aspal).</w:t>
         <w:br/>
-        <w:t xml:space="preserve">  a. Berada langsung di koridor Jalan Utama Desa beraspal mulus sehingga ambulans dapat keluar masuk dengan kecepatan prima.</w:t>
+        <w:t>• Rekomendasi Tapak Puskesmas Desa (300 Ha): Koordinat (X = 333.7 m, Y = 786.3 m) di tepi Jalan Utama Desa Sukamaju.</w:t>
         <w:br/>
-        <w:t xml:space="preserve">  b. Berjarak kurang dari 250 meter dari 80% pemukiman warga Dusun Krajan dan Dusun Mekar Sari.</w:t>
+        <w:t>• Rekomendasi Tapak Puskesmas Induk Kecamatan (2.000 Ha): Koordinat (X = 1287.7 m, Y = 2438.4 m) di koridor Jalan Arteri Poros Barat.</w:t>
         <w:br/>
-        <w:t xml:space="preserve">  c. Hanya 50 meter dari Kantor Desa &amp; Balai Pertemuan, memudahkan koordinasi BPJS dan program kesehatan warga.</w:t>
-        <w:br/>
-        <w:t xml:space="preserve">  d. Menjaga jarak aman &gt; 400 meter dari Pustu Sukamukti, mencegah tumpang tindih layanan faskes.</w:t>
+        <w:t>• Rekomendasi Tapak Puskesmas Harapan Indah Baru (Kasus Nyata): Koordinat (X = 1748.7 m, Y = 1075.7 m) atau (X = 1480.0 m, Y = 640.0 m) di koridor Jl. Boulevard Harapan Indah / Jl. Siliwangi, menjembatani jangkauan faskes barat (Ujung Menteng) dan timur (Pejuang) dengan jarak optimal ~1.1 km dari kedua faskes.</w:t>
       </w:r>
     </w:p>
     <w:tbl>
@@ -1340,7 +3641,7 @@
                 <w:color w:val="065F46"/>
                 <w:sz w:val="20"/>
               </w:rPr>
-              <w:t>■ REKOMENDASI TAPAK PEMBANGUNAN PUSKESMAS TERPADU</w:t>
+              <w:t>■ REKOMENDASI STRATEGIS TAPAK PEMBANGUNAN PUSKESMAS MULTI-SKALA</w:t>
             </w:r>
           </w:p>
           <w:p>
@@ -1353,7 +3654,7 @@
                 <w:color w:val="1E293B"/>
                 <w:sz w:val="19"/>
               </w:rPr>
-              <w:t>Koordinat Rekomendasi: (X = 295.4 meter, Y = 753.8 meter)</w:t>
+              <w:t>Skenario 1 - Puskesmas Desa (300 Ha): Koordinat (X = 333.7 m, Y = 786.3 m), Fitness = 0.9328</w:t>
             </w:r>
           </w:p>
           <w:p>
@@ -1366,7 +3667,7 @@
                 <w:color w:val="1E293B"/>
                 <w:sz w:val="19"/>
               </w:rPr>
-              <w:t>Aksesibilitas Jalan: Tepi Jalan Utama Desa (Kolektor Aspal Mulus, Mutu K = 0.85)</w:t>
+              <w:t>Skenario 2 - Puskesmas Induk Kecamatan (2.000 Ha): Koordinat (X = 1287.7 m, Y = 2438.4 m), Fitness = 0.9235</w:t>
             </w:r>
           </w:p>
           <w:p>
@@ -1379,7 +3680,7 @@
                 <w:color w:val="1E293B"/>
                 <w:sz w:val="19"/>
               </w:rPr>
-              <w:t>Kepatuhan Zonasi: 100% Legal, bebas banjir sempadan sungai, dan jauh dari area tambang</w:t>
+              <w:t>Kepatuhan Koridor Jalan: 100% Terhubung langsung dengan jalan aspal mutu tinggi (K &gt;= 0.85)</w:t>
             </w:r>
           </w:p>
           <w:p>
@@ -1392,7 +3693,7 @@
                 <w:color w:val="1E293B"/>
                 <w:sz w:val="19"/>
               </w:rPr>
-              <w:t>Jangkauan Pasien: Dekat dengan 96 klaster rumah warga di barat (&lt; 300 meter)</w:t>
+              <w:t>Kelaikan Zonasi: Bebas dari risiko banjir bantaran sungai, longsor hutan lindung, dan polusi galian B3</w:t>
             </w:r>
           </w:p>
           <w:p>
@@ -1405,7 +3706,7 @@
                 <w:color w:val="1E293B"/>
                 <w:sz w:val="19"/>
               </w:rPr>
-              <w:t>Sinergi Pemerintahan: Berdampingan dengan Balai Desa &amp; Pusat Layanan BPJS</w:t>
+              <w:t>Pemerataan Faskes: Menjaga jarak optimal dari seluruh Pustu dan klinik desa eksisting</w:t>
             </w:r>
           </w:p>
         </w:tc>
@@ -1426,11 +3727,11 @@
     </w:p>
     <w:p>
       <w:r>
-        <w:t>1. Kesimpulan Teknis: Algoritma Genetika (GA), Particle Swarm Optimization (PSO), dan Continuous Ant Colony Optimization (ACOR) yang dibangun dari nol berhasil memecahkan permasalahan penentuan lokasi fasilitas kesehatan (Puskesmas) dengan tingkat kepatuhan batasan 100% feasible di bawah protokol 2.000 evaluasi matched budget.</w:t>
+        <w:t>1. Kesimpulan Teknis: Algoritma Genetika (GA), Particle Swarm Optimization (PSO), dan Continuous Ant Colony Optimization (ACOR) yang dibangun dari nol berhasil memecahkan permasalahan penentuan lokasi fasilitas kesehatan (Puskesmas) dengan tingkat kepatuhan batasan 100% feasible di bawah protokol 2.000 evaluasi matched budget pada kedua skala wilayah.</w:t>
         <w:br/>
-        <w:t>2. Kesimpulan Perbandingan Algoritma: PSO dan ACO menunjukkan stabilitas dan kecepatan konvergensi yang sangat tinggi pada ruang koordinat kontinu, sementara GA memberikan daya jelajah acak yang kuat pada generasi-generasi awal.</w:t>
+        <w:t>2. Kesimpulan Perbandingan Algoritma: Pada domain kontinu berdimensi luas, GA dan ACOR terbukti paling andal menghindari jebakan optimum lokal dan menghasilkan deviasi standar terendah, sedangkan PSO unggul dalam kecepatan eksekusi.</w:t>
         <w:br/>
-        <w:t>3. Rekomendasi Kebijakan: Pemerintah Kecamatan dan Dinas Kesehatan disarankan menetapkan koordinat (X = 295.4 m, Y = 753.8 m) sebagai lokasi resmi pembangunan Puskesmas Sukamaju Sejahtera demi menjamin aksesibilitas ambulans tercepat dan pemerataan layanan kesehatan.</w:t>
+        <w:t>3. Rekomendasi Kebijakan: Pemerintah Daerah dan Dinas Kesehatan disarankan menggunakan hasil komputasi ini sebagai dasar dokumen penetapan lokasi (penlok) resmi pembangunan Puskesmas, baik untuk unit Puskesmas Rawat Inap Desa di (333.7, 786.3) maupun Puskesmas Induk Kecamatan di (1287.7, 2438.4).</w:t>
       </w:r>
     </w:p>
     <w:sectPr>
